--- a/cv/final_cv/testers/David Romero Munoz - CV_generado.docx
+++ b/cv/final_cv/testers/David Romero Munoz - CV_generado.docx
@@ -19,7 +19,7 @@
           <w:bCs/>
           <w:lang w:val="es-MX"/>
         </w:rPr>
-        <w:t xml:space="preserve">David Romero Muñoz</w:t>
+        <w:t>David Romero Muñoz</w:t>
       </w:r>
     </w:p>
     <w:p>
@@ -37,7 +37,7 @@
           <w:bCs/>
           <w:lang w:val="es-MX"/>
         </w:rPr>
-        <w:t xml:space="preserve">Tester</w:t>
+        <w:t>Tester</w:t>
       </w:r>
     </w:p>
     <w:p>
@@ -189,15 +189,41 @@
                 <w:bCs/>
                 <w:sz w:val="18"/>
                 <w:szCs w:val="18"/>
-                <w:lang w:val="en-US" w:eastAsia="es-ES"/>
+                <w:lang w:val="es-MX" w:eastAsia="es-ES"/>
               </w:rPr>
-              <w:t xml:space="preserve">Ingeniero de pruebas funcionales senior con experiencia en planificación y ejecución de pruebas en entornos AMS. Especializado en pruebas funcionales, generación de artefactos de prueba y administración de configuración.</w:t>
+              <w:t>Ingeniero de pruebas funcionales senior con experiencia en planificación y ejecución de pruebas en entornos AMS. Especializado en pruebas funcionales, generación de artefactos de prueba y administración de configuración.</w:t>
+            </w:r>
+            <w:r>
+              <w:rPr>
+                <w:rFonts w:ascii="Arial" w:eastAsia="Times New Roman" w:hAnsi="Arial" w:cs="Arial"/>
+                <w:bCs/>
+                <w:sz w:val="18"/>
+                <w:szCs w:val="18"/>
+                <w:lang w:val="es-MX" w:eastAsia="es-ES"/>
+              </w:rPr>
               <w:br/>
-              <w:t xml:space="preserve">Capacidad para diseñar y ejecutar pruebas alineadas a procesos corporativos y gestionar incidencias. Orientado a garantizar la conformidad de las soluciones con los requerimientos y expectativas del cliente.</w:t>
+              <w:t>Capacidad para diseñar y ejecutar pruebas alineadas a procesos corporativos y gestionar incidencias. Orientado a garantizar la conformidad de las soluciones con los requerimientos y expectativas del cliente.</w:t>
+            </w:r>
+            <w:r>
+              <w:rPr>
+                <w:rFonts w:ascii="Arial" w:eastAsia="Times New Roman" w:hAnsi="Arial" w:cs="Arial"/>
+                <w:bCs/>
+                <w:sz w:val="18"/>
+                <w:szCs w:val="18"/>
+                <w:lang w:val="es-MX" w:eastAsia="es-ES"/>
+              </w:rPr>
               <w:br/>
-              <w:t xml:space="preserve"/>
+            </w:r>
+            <w:r>
+              <w:rPr>
+                <w:rFonts w:ascii="Arial" w:eastAsia="Times New Roman" w:hAnsi="Arial" w:cs="Arial"/>
+                <w:bCs/>
+                <w:sz w:val="18"/>
+                <w:szCs w:val="18"/>
+                <w:lang w:val="es-MX" w:eastAsia="es-ES"/>
+              </w:rPr>
               <w:br/>
-              <w:t xml:space="preserve">Experiencia en verificación de requerimientos y elaboración de reportes de avance para stakeholders. Liderar y coordinar actividades de prueba dentro de torres de Carteras y Cadena de Suministro. Aplicar metodologías de pruebas y controles de calidad durante todo el ciclo de pruebas. Fomentar trabajo en equipo y coaching para el cumplimiento de objetivos de calidad.</w:t>
+              <w:t>Experiencia en verificación de requerimientos y elaboración de reportes de avance para stakeholders. Liderar y coordinar actividades de prueba dentro de torres de Carteras y Cadena de Suministro. Aplicar metodologías de pruebas y controles de calidad durante todo el ciclo de pruebas. Fomentar trabajo en equipo y coaching para el cumplimiento de objetivos de calidad.</w:t>
             </w:r>
           </w:p>
         </w:tc>
@@ -255,16 +281,6 @@
           <w:lang w:val="en-US"/>
         </w:rPr>
       </w:pPr>
-      <w:r>
-        <w:rPr>
-          <w:rFonts w:ascii="Arial" w:hAnsi="Arial" w:cs="Arial"/>
-          <w:bCs/>
-          <w:sz w:val="18"/>
-          <w:szCs w:val="18"/>
-          <w:lang w:val="en-US"/>
-        </w:rPr>
-        <w:t xml:space="preserve"/>
-      </w:r>
     </w:p>
     <w:tbl>
       <w:tblPr>
@@ -334,7 +350,7 @@
                 <w:szCs w:val="18"/>
                 <w:lang w:val="es-MX"/>
               </w:rPr>
-              <w:t xml:space="preserve">Coppel - Softtek</w:t>
+              <w:t>Coppel - Softtek</w:t>
             </w:r>
           </w:p>
         </w:tc>
@@ -380,7 +396,7 @@
                 <w:szCs w:val="18"/>
                 <w:lang w:val="es-MX"/>
               </w:rPr>
-              <w:t xml:space="preserve">Ingeniero de pruebas funcionales</w:t>
+              <w:t>Ingeniero de pruebas funcionales</w:t>
             </w:r>
           </w:p>
         </w:tc>
@@ -426,7 +442,7 @@
                 <w:szCs w:val="18"/>
                 <w:lang w:val="es-MX"/>
               </w:rPr>
-              <w:t xml:space="preserve">Abril 2023</w:t>
+              <w:t>Abril 2023</w:t>
             </w:r>
           </w:p>
         </w:tc>
@@ -468,7 +484,7 @@
                 <w:szCs w:val="18"/>
                 <w:lang w:val="es-MX"/>
               </w:rPr>
-              <w:t xml:space="preserve">Actual</w:t>
+              <w:t>Actual</w:t>
             </w:r>
           </w:p>
         </w:tc>
@@ -548,14 +564,16 @@
               <w:rPr>
                 <w:sz w:val="18"/>
                 <w:szCs w:val="20"/>
+                <w:lang w:val="es-MX"/>
               </w:rPr>
             </w:pPr>
             <w:r>
               <w:rPr>
                 <w:sz w:val="18"/>
                 <w:szCs w:val="20"/>
+                <w:lang w:val="es-MX"/>
               </w:rPr>
-              <w:t xml:space="preserve">• Realizar pruebas funcionales en las torres de Carteras y Cadena de Suministro dentro de la práctica AMS.</w:t>
+              <w:t>• Realizar pruebas funcionales en las torres de Carteras y Cadena de Suministro dentro de la práctica AMS.</w:t>
             </w:r>
           </w:p>
           <w:p>
@@ -565,14 +583,16 @@
               <w:jc w:val="both"/>
               <w:rPr>
                 <w:szCs w:val="22"/>
+                <w:lang w:val="es-MX"/>
               </w:rPr>
             </w:pPr>
             <w:r>
               <w:rPr>
                 <w:sz w:val="18"/>
                 <w:szCs w:val="20"/>
+                <w:lang w:val="es-MX"/>
               </w:rPr>
-              <w:t xml:space="preserve">• Generar artefactos de prueba alineados a los procesos establecidos por Coppel.</w:t>
+              <w:t>• Generar artefactos de prueba alineados a los procesos establecidos por Coppel.</w:t>
             </w:r>
           </w:p>
           <w:p>
@@ -582,14 +602,16 @@
               <w:jc w:val="both"/>
               <w:rPr>
                 <w:szCs w:val="22"/>
+                <w:lang w:val="es-MX"/>
               </w:rPr>
             </w:pPr>
             <w:r>
               <w:rPr>
                 <w:sz w:val="18"/>
                 <w:szCs w:val="20"/>
+                <w:lang w:val="es-MX"/>
               </w:rPr>
-              <w:t xml:space="preserve">• Ejecutar pruebas funcionales sobre incidencias atendidas en las torres de Carteras y Cadena de Suministro.</w:t>
+              <w:t>• Ejecutar pruebas funcionales sobre incidencias atendidas en las torres de Carteras y Cadena de Suministro.</w:t>
             </w:r>
           </w:p>
           <w:p>
@@ -599,14 +621,16 @@
               <w:jc w:val="both"/>
               <w:rPr>
                 <w:szCs w:val="22"/>
+                <w:lang w:val="es-MX"/>
               </w:rPr>
             </w:pPr>
             <w:r>
               <w:rPr>
                 <w:sz w:val="18"/>
                 <w:szCs w:val="20"/>
+                <w:lang w:val="es-MX"/>
               </w:rPr>
-              <w:t xml:space="preserve">• Administrar la configuración alineada a los procesos establecidos por Coppel.</w:t>
+              <w:t>• Administrar la configuración alineada a los procesos establecidos por Coppel.</w:t>
             </w:r>
           </w:p>
           <w:p>
@@ -616,14 +640,16 @@
               <w:jc w:val="both"/>
               <w:rPr>
                 <w:szCs w:val="22"/>
+                <w:lang w:val="es-MX"/>
               </w:rPr>
             </w:pPr>
             <w:r>
               <w:rPr>
                 <w:sz w:val="18"/>
                 <w:szCs w:val="20"/>
+                <w:lang w:val="es-MX"/>
               </w:rPr>
-              <w:t xml:space="preserve">• Verificar y garantizar que la solución implementada para las incidencias sea solucionada de raíz.</w:t>
+              <w:t>• Verificar y garantizar que la solución implementada para las incidencias sea solucionada de raíz.</w:t>
             </w:r>
           </w:p>
           <w:p>
@@ -633,14 +659,16 @@
               <w:jc w:val="both"/>
               <w:rPr>
                 <w:szCs w:val="22"/>
+                <w:lang w:val="es-MX"/>
               </w:rPr>
             </w:pPr>
             <w:r>
               <w:rPr>
                 <w:sz w:val="18"/>
                 <w:szCs w:val="20"/>
+                <w:lang w:val="es-MX"/>
               </w:rPr>
-              <w:t xml:space="preserve">• Garantizar que las soluciones cumplan con las expectativas del cliente.</w:t>
+              <w:t>• Garantizar que las soluciones cumplan con las expectativas del cliente.</w:t>
             </w:r>
           </w:p>
           <w:p>
@@ -650,14 +678,16 @@
               <w:jc w:val="both"/>
               <w:rPr>
                 <w:szCs w:val="22"/>
+                <w:lang w:val="es-MX"/>
               </w:rPr>
             </w:pPr>
             <w:r>
               <w:rPr>
                 <w:sz w:val="18"/>
                 <w:szCs w:val="20"/>
+                <w:lang w:val="es-MX"/>
               </w:rPr>
-              <w:t xml:space="preserve">• Alinear los artefactos y las pruebas con los procesos y estándares de Coppel.</w:t>
+              <w:t>• Alinear los artefactos y las pruebas con los procesos y estándares de Coppel.</w:t>
             </w:r>
           </w:p>
           <w:p>
@@ -667,14 +697,16 @@
               <w:jc w:val="both"/>
               <w:rPr>
                 <w:szCs w:val="22"/>
+                <w:lang w:val="es-MX"/>
               </w:rPr>
             </w:pPr>
             <w:r>
               <w:rPr>
                 <w:sz w:val="18"/>
                 <w:szCs w:val="20"/>
+                <w:lang w:val="es-MX"/>
               </w:rPr>
-              <w:t xml:space="preserve">• Soportar la práctica de AMS en actividades de pruebas funcionales para las torres asignadas.</w:t>
+              <w:t>• Soportar la práctica de AMS en actividades de pruebas funcionales para las torres asignadas.</w:t>
             </w:r>
           </w:p>
           <w:p>
@@ -684,14 +716,16 @@
               <w:jc w:val="both"/>
               <w:rPr>
                 <w:szCs w:val="22"/>
+                <w:lang w:val="es-MX"/>
               </w:rPr>
             </w:pPr>
             <w:r>
               <w:rPr>
                 <w:sz w:val="18"/>
                 <w:szCs w:val="20"/>
+                <w:lang w:val="es-MX"/>
               </w:rPr>
-              <w:t xml:space="preserve">• Documentar artefactos de prueba según los procesos establecidos por Coppel.</w:t>
+              <w:t>• Documentar artefactos de prueba según los procesos establecidos por Coppel.</w:t>
             </w:r>
           </w:p>
           <w:p>
@@ -701,14 +735,16 @@
               <w:jc w:val="both"/>
               <w:rPr>
                 <w:szCs w:val="22"/>
+                <w:lang w:val="es-MX"/>
               </w:rPr>
             </w:pPr>
             <w:r>
               <w:rPr>
                 <w:sz w:val="18"/>
                 <w:szCs w:val="20"/>
+                <w:lang w:val="es-MX"/>
               </w:rPr>
-              <w:t xml:space="preserve">• Utilizar herramientas corporativas (M365 Copilot, Coppel GENius, SQLServer, PosgreSQL, LibreOffice, Microsoft Office, Microsoft Teams) para apoyar las actividades de pruebas.</w:t>
+              <w:t>• Utilizar herramientas corporativas (M365 Copilot, Coppel GENius, SQLServer, PosgreSQL, LibreOffice, Microsoft Office, Microsoft Teams) para apoyar las actividades de pruebas.</w:t>
             </w:r>
           </w:p>
           <w:p>
@@ -718,15 +754,9 @@
               <w:jc w:val="both"/>
               <w:rPr>
                 <w:szCs w:val="22"/>
+                <w:lang w:val="es-MX"/>
               </w:rPr>
             </w:pPr>
-            <w:r>
-              <w:rPr>
-                <w:sz w:val="18"/>
-                <w:szCs w:val="20"/>
-              </w:rPr>
-              <w:t xml:space="preserve"/>
-            </w:r>
           </w:p>
         </w:tc>
       </w:tr>
@@ -741,16 +771,51 @@
           <w:lang w:val="es-419"/>
         </w:rPr>
       </w:pPr>
+    </w:p>
+    <w:p>
+      <w:pPr>
+        <w:rPr>
+          <w:rFonts w:ascii="Arial" w:hAnsi="Arial" w:cs="Arial"/>
+          <w:b/>
+          <w:sz w:val="18"/>
+          <w:szCs w:val="18"/>
+          <w:u w:val="single"/>
+          <w:lang w:val="es-MX"/>
+        </w:rPr>
+      </w:pPr>
       <w:r>
+        <w:rPr>
+          <w:rFonts w:ascii="Arial" w:hAnsi="Arial" w:cs="Arial"/>
+          <w:b/>
+          <w:sz w:val="18"/>
+          <w:szCs w:val="18"/>
+          <w:u w:val="single"/>
+          <w:lang w:val="es-MX"/>
+        </w:rPr>
+        <w:t>HISTORIAL PROFESIONAL ADICIONAL</w:t>
+      </w:r>
+    </w:p>
+    <w:p>
+      <w:pPr>
         <w:rPr>
           <w:rFonts w:ascii="Arial" w:hAnsi="Arial" w:cs="Arial"/>
           <w:bCs/>
           <w:sz w:val="18"/>
           <w:szCs w:val="18"/>
-          <w:lang w:val="es-419"/>
+          <w:lang w:val="es-MX"/>
         </w:rPr>
-        <w:t xml:space="preserve"/>
-      </w:r>
+      </w:pPr>
+    </w:p>
+    <w:p>
+      <w:pPr>
+        <w:rPr>
+          <w:rFonts w:ascii="Arial" w:hAnsi="Arial" w:cs="Arial"/>
+          <w:bCs/>
+          <w:sz w:val="18"/>
+          <w:szCs w:val="18"/>
+          <w:lang w:val="es-MX"/>
+        </w:rPr>
+      </w:pPr>
       <w:r>
         <w:rPr>
           <w:rFonts w:ascii="Arial" w:hAnsi="Arial" w:cs="Arial"/>
@@ -759,55 +824,23 @@
           <w:szCs w:val="18"/>
           <w:lang w:val="es-MX"/>
         </w:rPr>
-        <w:t xml:space="preserve"/>
+        <w:t>La experiencia abarca desde julio de 2011 hasta diciembre de 2022</w:t>
       </w:r>
     </w:p>
     <w:p>
       <w:pPr>
         <w:rPr>
           <w:rFonts w:ascii="Arial" w:hAnsi="Arial" w:cs="Arial"/>
-          <w:b/>
-          <w:sz w:val="18"/>
-          <w:szCs w:val="18"/>
-          <w:u w:val="single"/>
-          <w:lang w:val="en-US"/>
+          <w:bCs/>
+          <w:sz w:val="16"/>
+          <w:szCs w:val="16"/>
+          <w:lang w:val="es-MX"/>
         </w:rPr>
       </w:pPr>
-      <w:r>
-        <w:rPr>
-          <w:rFonts w:ascii="Arial" w:hAnsi="Arial" w:cs="Arial"/>
-          <w:bCs/>
-          <w:sz w:val="18"/>
-          <w:szCs w:val="18"/>
-          <w:lang w:val="en-US"/>
-        </w:rPr>
-        <w:t xml:space="preserve"/>
-      </w:r>
-      <w:r>
-        <w:rPr>
-          <w:rFonts w:ascii="Arial" w:hAnsi="Arial" w:cs="Arial"/>
-          <w:b/>
-          <w:sz w:val="18"/>
-          <w:szCs w:val="18"/>
-          <w:u w:val="single"/>
-          <w:lang w:val="en-US"/>
-        </w:rPr>
-        <w:t>HISTORIAL PROFESIONAL ADICIONAL</w:t>
-      </w:r>
     </w:p>
     <w:p>
       <w:pPr>
-        <w:rPr>
-          <w:rFonts w:ascii="Arial" w:hAnsi="Arial" w:cs="Arial"/>
-          <w:bCs/>
-          <w:sz w:val="18"/>
-          <w:szCs w:val="18"/>
-          <w:lang w:val="en-US"/>
-        </w:rPr>
-      </w:pPr>
-    </w:p>
-    <w:p>
-      <w:pPr>
+        <w:jc w:val="both"/>
         <w:rPr>
           <w:rFonts w:ascii="Arial" w:hAnsi="Arial" w:cs="Arial"/>
           <w:bCs/>
@@ -824,19 +857,8 @@
           <w:szCs w:val="18"/>
           <w:lang w:val="es-MX"/>
         </w:rPr>
-        <w:t xml:space="preserve">La experiencia abarca desde julio de 2011 hasta diciembre de 2022</w:t>
+        <w:t>Durante este período se desempeñaron funciones como Ingeniero de pruebas funcionales y Líder de pruebas funcionales. Las responsabilidades incluyeron planificación y ejecución de pruebas, generación de artefactos de prueba, gestión de incidencias y administración de recursos de prueba. Se trabajó en la coordinación con stakeholders y en la elaboración de reportes de avance y cierre. Las funciones reflejan evolución hacia roles de liderazgo en procesos de aseguramiento de la calidad.</w:t>
       </w:r>
-    </w:p>
-    <w:p>
-      <w:pPr>
-        <w:rPr>
-          <w:rFonts w:ascii="Arial" w:hAnsi="Arial" w:cs="Arial"/>
-          <w:bCs/>
-          <w:sz w:val="16"/>
-          <w:szCs w:val="16"/>
-          <w:lang w:val="es-MX"/>
-        </w:rPr>
-      </w:pPr>
     </w:p>
     <w:p>
       <w:pPr>
@@ -849,16 +871,6 @@
           <w:lang w:val="es-MX"/>
         </w:rPr>
       </w:pPr>
-      <w:r>
-        <w:rPr>
-          <w:rFonts w:ascii="Arial" w:hAnsi="Arial" w:cs="Arial"/>
-          <w:bCs/>
-          <w:sz w:val="18"/>
-          <w:szCs w:val="18"/>
-          <w:lang w:val="es-MX"/>
-        </w:rPr>
-        <w:t xml:space="preserve">Durante este período se desempeñaron funciones como Ingeniero de pruebas funcionales y Líder de pruebas funcionales. Las responsabilidades incluyeron planificación y ejecución de pruebas, generación de artefactos de prueba, gestión de incidencias y administración de recursos de prueba. Se trabajó en la coordinación con stakeholders y en la elaboración de reportes de avance y cierre. Las funciones reflejan evolución hacia roles de liderazgo en procesos de aseguramiento de la calidad.</w:t>
-      </w:r>
     </w:p>
     <w:p>
       <w:pPr>
@@ -874,34 +886,12 @@
     </w:p>
     <w:p>
       <w:pPr>
-        <w:jc w:val="both"/>
-        <w:rPr>
-          <w:rFonts w:ascii="Arial" w:hAnsi="Arial" w:cs="Arial"/>
-          <w:bCs/>
-          <w:sz w:val="18"/>
-          <w:szCs w:val="18"/>
-          <w:lang w:val="en-US"/>
-        </w:rPr>
-      </w:pPr>
-      <w:r>
-        <w:rPr>
-          <w:rFonts w:ascii="Arial" w:hAnsi="Arial" w:cs="Arial"/>
-          <w:bCs/>
-          <w:sz w:val="18"/>
-          <w:szCs w:val="18"/>
-          <w:lang w:val="en-US"/>
-        </w:rPr>
-        <w:t xml:space="preserve"/>
-      </w:r>
-    </w:p>
-    <w:p>
-      <w:pPr>
         <w:rPr>
           <w:rFonts w:ascii="Arial" w:hAnsi="Arial" w:cs="Arial"/>
           <w:b/>
           <w:sz w:val="18"/>
           <w:szCs w:val="18"/>
-          <w:lang w:val="en-US"/>
+          <w:lang w:val="es-MX"/>
         </w:rPr>
       </w:pPr>
       <w:r>
@@ -911,7 +901,7 @@
           <w:sz w:val="18"/>
           <w:szCs w:val="18"/>
           <w:u w:val="single"/>
-          <w:lang w:val="en-US"/>
+          <w:lang w:val="es-MX"/>
         </w:rPr>
         <w:br w:type="page"/>
       </w:r>
@@ -921,7 +911,7 @@
           <w:b/>
           <w:sz w:val="18"/>
           <w:szCs w:val="18"/>
-          <w:lang w:val="en-US"/>
+          <w:lang w:val="es-MX"/>
         </w:rPr>
         <w:lastRenderedPageBreak/>
         <w:t xml:space="preserve"> </w:t>
@@ -984,7 +974,7 @@
       <w:tr>
         <w:tc>
           <w:tcPr>
-            <w:tcW w:w="5688" w:type="dxa"/>
+            <w:tcW w:w="5649" w:type="dxa"/>
           </w:tcPr>
           <w:p>
             <w:pPr>
@@ -1003,13 +993,13 @@
                 <w:szCs w:val="18"/>
                 <w:lang w:val="es-MX"/>
               </w:rPr>
-              <w:t xml:space="preserve">Licenciatura en Informática Administrativa</w:t>
+              <w:t>Licenciatura en Informática Administrativa</w:t>
             </w:r>
           </w:p>
         </w:tc>
         <w:tc>
           <w:tcPr>
-            <w:tcW w:w="1980" w:type="dxa"/>
+            <w:tcW w:w="1975" w:type="dxa"/>
           </w:tcPr>
           <w:p>
             <w:pPr>
@@ -1028,7 +1018,7 @@
                 <w:szCs w:val="18"/>
                 <w:lang w:val="es-MX"/>
               </w:rPr>
-              <w:t xml:space="preserve">Cuautitlán Izcalli, Estado de México</w:t>
+              <w:t>Cuautitlán Izcalli, Estado de México</w:t>
             </w:r>
           </w:p>
           <w:p>
@@ -1045,7 +1035,7 @@
         </w:tc>
         <w:tc>
           <w:tcPr>
-            <w:tcW w:w="2232" w:type="dxa"/>
+            <w:tcW w:w="2226" w:type="dxa"/>
           </w:tcPr>
           <w:p>
             <w:pPr>
@@ -1065,12 +1055,23 @@
                 <w:szCs w:val="18"/>
                 <w:lang w:val="es-MX"/>
               </w:rPr>
-              <w:t xml:space="preserve">2001-2004</w:t>
+              <w:t>2001-2004</w:t>
             </w:r>
           </w:p>
         </w:tc>
       </w:tr>
     </w:tbl>
+    <w:p>
+      <w:pPr>
+        <w:rPr>
+          <w:rFonts w:ascii="Arial" w:hAnsi="Arial" w:cs="Arial"/>
+          <w:bCs/>
+          <w:sz w:val="18"/>
+          <w:szCs w:val="18"/>
+          <w:lang w:val="es-MX"/>
+        </w:rPr>
+      </w:pPr>
+    </w:p>
     <w:p>
       <w:pPr>
         <w:rPr>
@@ -1082,18 +1083,12 @@
           <w:lang w:val="es-MX"/>
         </w:rPr>
       </w:pPr>
-    </w:p>
-    <w:p>
-      <w:pPr>
-        <w:pStyle w:val="Heading2"/>
-        <w:rPr>
-          <w:szCs w:val="18"/>
-          <w:u w:val="single"/>
-          <w:lang w:val="es-MX"/>
-        </w:rPr>
-      </w:pPr>
       <w:r>
         <w:rPr>
+          <w:rFonts w:ascii="Arial" w:hAnsi="Arial" w:cs="Arial"/>
+          <w:b/>
+          <w:bCs/>
+          <w:sz w:val="18"/>
           <w:szCs w:val="18"/>
           <w:u w:val="single"/>
           <w:lang w:val="es-MX"/>
@@ -1123,8 +1118,8 @@
         <w:tblLook w:val="0000" w:firstRow="0" w:lastRow="0" w:firstColumn="0" w:lastColumn="0" w:noHBand="0" w:noVBand="0"/>
       </w:tblPr>
       <w:tblGrid>
-        <w:gridCol w:w="7604"/>
-        <w:gridCol w:w="2246"/>
+        <w:gridCol w:w="7602"/>
+        <w:gridCol w:w="2248"/>
       </w:tblGrid>
       <w:tr>
         <w:trPr>
@@ -1132,7 +1127,7 @@
         </w:trPr>
         <w:tc>
           <w:tcPr>
-            <w:tcW w:w="7693" w:type="dxa"/>
+            <w:tcW w:w="7602" w:type="dxa"/>
           </w:tcPr>
           <w:p>
             <w:pPr>
@@ -1155,13 +1150,13 @@
                 <w:szCs w:val="18"/>
                 <w:lang w:val="es-MX" w:eastAsia="es-ES"/>
               </w:rPr>
-              <w:t xml:space="preserve">- Certificación en ISO 27001 Foundation</w:t>
+              <w:t>- ISTQB Certified Tester</w:t>
             </w:r>
           </w:p>
         </w:tc>
         <w:tc>
           <w:tcPr>
-            <w:tcW w:w="2268" w:type="dxa"/>
+            <w:tcW w:w="2248" w:type="dxa"/>
           </w:tcPr>
           <w:p>
             <w:pPr>
@@ -1179,47 +1174,84 @@
                 <w:szCs w:val="18"/>
                 <w:lang w:val="es-MX"/>
               </w:rPr>
-              <w:t xml:space="preserve">2022</w:t>
+              <w:t>2016</w:t>
             </w:r>
           </w:p>
         </w:tc>
       </w:tr>
+    </w:tbl>
+    <w:p>
+      <w:pPr>
+        <w:jc w:val="both"/>
+        <w:rPr>
+          <w:rFonts w:ascii="Arial" w:hAnsi="Arial" w:cs="Arial"/>
+          <w:bCs/>
+          <w:sz w:val="18"/>
+          <w:szCs w:val="18"/>
+          <w:lang w:val="en-US"/>
+        </w:rPr>
+      </w:pPr>
+    </w:p>
+    <w:p>
+      <w:pPr>
+        <w:jc w:val="both"/>
+        <w:rPr>
+          <w:rFonts w:ascii="Arial" w:hAnsi="Arial" w:cs="Arial"/>
+          <w:bCs/>
+          <w:sz w:val="18"/>
+          <w:szCs w:val="18"/>
+          <w:lang w:val="en-US"/>
+        </w:rPr>
+      </w:pPr>
+      <w:r>
+        <w:rPr>
+          <w:rFonts w:ascii="Arial" w:hAnsi="Arial" w:cs="Arial"/>
+          <w:b/>
+          <w:bCs/>
+          <w:sz w:val="18"/>
+          <w:szCs w:val="18"/>
+          <w:u w:val="single"/>
+          <w:lang w:val="es-MX"/>
+        </w:rPr>
+        <w:t>CURSOS</w:t>
+      </w:r>
+    </w:p>
+    <w:p>
+      <w:pPr>
+        <w:jc w:val="both"/>
+        <w:rPr>
+          <w:rFonts w:ascii="Arial" w:hAnsi="Arial" w:cs="Arial"/>
+          <w:bCs/>
+          <w:sz w:val="18"/>
+          <w:szCs w:val="18"/>
+          <w:lang w:val="en-US"/>
+        </w:rPr>
+      </w:pPr>
+    </w:p>
+    <w:tbl>
+      <w:tblPr>
+        <w:tblW w:w="0" w:type="auto"/>
+        <w:tblInd w:w="-72" w:type="dxa"/>
+        <w:tblBorders>
+          <w:top w:val="single" w:sz="4" w:space="0" w:color="auto"/>
+          <w:left w:val="single" w:sz="4" w:space="0" w:color="auto"/>
+          <w:bottom w:val="single" w:sz="4" w:space="0" w:color="auto"/>
+          <w:right w:val="single" w:sz="4" w:space="0" w:color="auto"/>
+          <w:insideH w:val="single" w:sz="4" w:space="0" w:color="auto"/>
+          <w:insideV w:val="single" w:sz="4" w:space="0" w:color="auto"/>
+        </w:tblBorders>
+        <w:tblLook w:val="0000" w:firstRow="0" w:lastRow="0" w:firstColumn="0" w:lastColumn="0" w:noHBand="0" w:noVBand="0"/>
+      </w:tblPr>
+      <w:tblGrid>
+        <w:gridCol w:w="9850"/>
+      </w:tblGrid>
       <w:tr>
         <w:trPr>
           <w:trHeight w:val="300"/>
         </w:trPr>
         <w:tc>
           <w:tcPr>
-            <w:tcW w:w="7693" w:type="dxa"/>
-          </w:tcPr>
-          <w:p>
-            <w:pPr>
-              <w:pStyle w:val="BodyText3"/>
-              <w:spacing w:after="40"/>
-              <w:ind w:right="51"/>
-              <w:rPr>
-                <w:rFonts w:ascii="Arial" w:eastAsia="Times New Roman" w:hAnsi="Arial" w:cs="Arial"/>
-                <w:bCs/>
-                <w:sz w:val="18"/>
-                <w:szCs w:val="18"/>
-                <w:lang w:val="es-MX" w:eastAsia="es-ES"/>
-              </w:rPr>
-            </w:pPr>
-            <w:r>
-              <w:rPr>
-                <w:rFonts w:ascii="Arial" w:eastAsia="Times New Roman" w:hAnsi="Arial" w:cs="Arial"/>
-                <w:bCs/>
-                <w:sz w:val="18"/>
-                <w:szCs w:val="18"/>
-                <w:lang w:val="es-MX" w:eastAsia="es-ES"/>
-              </w:rPr>
-              <w:t xml:space="preserve">- Scrum Fundamentals Certified (SFC)</w:t>
-            </w:r>
-          </w:p>
-        </w:tc>
-        <w:tc>
-          <w:tcPr>
-            <w:tcW w:w="2268" w:type="dxa"/>
+            <w:tcW w:w="9850" w:type="dxa"/>
           </w:tcPr>
           <w:p>
             <w:pPr>
@@ -1233,78 +1265,85 @@
             <w:r>
               <w:rPr>
                 <w:rFonts w:ascii="Arial" w:hAnsi="Arial" w:cs="Arial"/>
+                <w:bCs/>
                 <w:sz w:val="18"/>
                 <w:szCs w:val="18"/>
                 <w:lang w:val="es-MX"/>
               </w:rPr>
-              <w:t xml:space="preserve">2022</w:t>
-            </w:r>
-          </w:p>
-        </w:tc>
-      </w:tr>
-      <w:tr>
-        <w:trPr>
-          <w:trHeight w:val="300"/>
-        </w:trPr>
-        <w:tc>
-          <w:tcPr>
-            <w:tcW w:w="7693" w:type="dxa"/>
-          </w:tcPr>
-          <w:p>
-            <w:pPr>
-              <w:pStyle w:val="BodyText3"/>
-              <w:spacing w:after="40"/>
-              <w:ind w:right="51"/>
-              <w:rPr>
-                <w:rFonts w:ascii="Arial" w:eastAsia="Times New Roman" w:hAnsi="Arial" w:cs="Arial"/>
-                <w:bCs/>
-                <w:sz w:val="18"/>
-                <w:szCs w:val="18"/>
-                <w:lang w:val="es-MX" w:eastAsia="es-ES"/>
-              </w:rPr>
-            </w:pPr>
-            <w:r>
-              <w:rPr>
-                <w:rFonts w:ascii="Arial" w:eastAsia="Times New Roman" w:hAnsi="Arial" w:cs="Arial"/>
-                <w:bCs/>
-                <w:sz w:val="18"/>
-                <w:szCs w:val="18"/>
-                <w:lang w:val="es-MX" w:eastAsia="es-ES"/>
-              </w:rPr>
-              <w:t xml:space="preserve">- Certificación en ISTQB Foundation Level</w:t>
-            </w:r>
-          </w:p>
-        </w:tc>
-        <w:tc>
-          <w:tcPr>
-            <w:tcW w:w="2268" w:type="dxa"/>
-          </w:tcPr>
-          <w:p>
-            <w:pPr>
-              <w:rPr>
-                <w:rFonts w:ascii="Arial" w:hAnsi="Arial" w:cs="Arial"/>
-                <w:sz w:val="18"/>
-                <w:szCs w:val="18"/>
-                <w:lang w:val="es-MX"/>
-              </w:rPr>
-            </w:pPr>
-            <w:r>
-              <w:rPr>
-                <w:rFonts w:ascii="Arial" w:hAnsi="Arial" w:cs="Arial"/>
-                <w:sz w:val="18"/>
-                <w:szCs w:val="18"/>
-                <w:lang w:val="es-MX"/>
-              </w:rPr>
-              <w:t xml:space="preserve">2016</w:t>
+              <w:t>- Srum Fundamentals Certified</w:t>
             </w:r>
           </w:p>
         </w:tc>
       </w:tr>
     </w:tbl>
-    <w:p/>
+    <w:p>
+      <w:pPr>
+        <w:jc w:val="both"/>
+        <w:rPr>
+          <w:rFonts w:ascii="Arial" w:hAnsi="Arial" w:cs="Arial"/>
+          <w:bCs/>
+          <w:sz w:val="18"/>
+          <w:szCs w:val="18"/>
+          <w:lang w:val="en-US"/>
+        </w:rPr>
+      </w:pPr>
+    </w:p>
+    <w:p>
+      <w:r>
+        <w:br w:type="page"/>
+      </w:r>
+    </w:p>
+    <w:p>
+      <w:r>
+        <w:rPr>
+          <w:noProof/>
+        </w:rPr>
+        <w:pict w14:anchorId="4B1915EC">
+          <v:shapetype id="_x0000_t75" coordsize="21600,21600" o:spt="75" o:preferrelative="t" path="m@4@5l@4@11@9@11@9@5xe" filled="f" stroked="f">
+            <v:stroke joinstyle="miter"/>
+            <v:formulas>
+              <v:f eqn="if lineDrawn pixelLineWidth 0"/>
+              <v:f eqn="sum @0 1 0"/>
+              <v:f eqn="sum 0 0 @1"/>
+              <v:f eqn="prod @2 1 2"/>
+              <v:f eqn="prod @3 21600 pixelWidth"/>
+              <v:f eqn="prod @3 21600 pixelHeight"/>
+              <v:f eqn="sum @0 0 1"/>
+              <v:f eqn="prod @6 1 2"/>
+              <v:f eqn="prod @7 21600 pixelWidth"/>
+              <v:f eqn="sum @8 21600 0"/>
+              <v:f eqn="prod @7 21600 pixelHeight"/>
+              <v:f eqn="sum @10 21600 0"/>
+            </v:formulas>
+            <v:path o:extrusionok="f" gradientshapeok="t" o:connecttype="rect"/>
+            <o:lock v:ext="edit" aspectratio="t"/>
+          </v:shapetype>
+          <v:shape id="Picture 1" o:spid="_x0000_i1025" type="#_x0000_t75" style="width:203.25pt;height:333pt;visibility:visible;mso-wrap-style:square">
+            <v:imagedata r:id="rId11" o:title=""/>
+          </v:shape>
+        </w:pict>
+      </w:r>
+    </w:p>
+    <w:p>
+      <w:r>
+        <w:br w:type="page"/>
+      </w:r>
+    </w:p>
+    <w:p>
+      <w:r>
+        <w:rPr>
+          <w:noProof/>
+        </w:rPr>
+        <w:pict w14:anchorId="230267A8">
+          <v:shape id="Picture 2" o:spid="_x0000_i1026" type="#_x0000_t75" style="width:6in;height:611.25pt;visibility:visible;mso-wrap-style:square">
+            <v:imagedata r:id="rId12" o:title=""/>
+          </v:shape>
+        </w:pict>
+      </w:r>
+    </w:p>
     <w:sectPr>
-      <w:headerReference w:type="default" r:id="rId11"/>
-      <w:footerReference w:type="default" r:id="rId12"/>
+      <w:headerReference w:type="default" r:id="rId13"/>
+      <w:footerReference w:type="default" r:id="rId14"/>
       <w:pgSz w:w="12240" w:h="15840"/>
       <w:pgMar w:top="1418" w:right="1260" w:bottom="1134" w:left="1418" w:header="720" w:footer="720" w:gutter="0"/>
       <w:cols w:space="720"/>
@@ -6729,21 +6768,6 @@
 </file>
 
 <file path=customXml/item1.xml><?xml version="1.0" encoding="utf-8"?>
-<p:properties xmlns:p="http://schemas.microsoft.com/office/2006/metadata/properties" xmlns:xsi="http://www.w3.org/2001/XMLSchema-instance" xmlns:pc="http://schemas.microsoft.com/office/infopath/2007/PartnerControls">
-  <documentManagement>
-    <lcf76f155ced4ddcb4097134ff3c332f xmlns="458c8650-8b2e-4de5-be2b-3b5e20f9203e">
-      <Terms xmlns="http://schemas.microsoft.com/office/infopath/2007/PartnerControls"/>
-    </lcf76f155ced4ddcb4097134ff3c332f>
-    <TaxCatchAll xmlns="0ec1683b-1f09-407c-8792-a5a8bc579d9d"/>
-  </documentManagement>
-</p:properties>
-</file>
-
-<file path=customXml/item2.xml><?xml version="1.0" encoding="utf-8"?>
-<b:Sources xmlns:b="http://schemas.openxmlformats.org/officeDocument/2006/bibliography" xmlns="http://schemas.openxmlformats.org/officeDocument/2006/bibliography" SelectedStyle="\APASixthEditionOfficeOnline.xsl" StyleName="APA" Version="6"/>
-</file>
-
-<file path=customXml/item3.xml><?xml version="1.0" encoding="utf-8"?>
 <?mso-contentType ?>
 <FormTemplates xmlns="http://schemas.microsoft.com/sharepoint/v3/contenttype/forms">
   <Display>DocumentLibraryForm</Display>
@@ -6752,7 +6776,7 @@
 </FormTemplates>
 </file>
 
-<file path=customXml/item4.xml><?xml version="1.0" encoding="utf-8"?>
+<file path=customXml/item2.xml><?xml version="1.0" encoding="utf-8"?>
 <ct:contentTypeSchema xmlns:ct="http://schemas.microsoft.com/office/2006/metadata/contentType" xmlns:ma="http://schemas.microsoft.com/office/2006/metadata/properties/metaAttributes" ct:_="" ma:_="" ma:contentTypeName="Document" ma:contentTypeID="0x010100AA01E1029091DE488084A5A2D9C24E74" ma:contentTypeVersion="10" ma:contentTypeDescription="Create a new document." ma:contentTypeScope="" ma:versionID="fa224b1e2ea5aaa53b64c3b4b1d435b1">
   <xsd:schema xmlns:xsd="http://www.w3.org/2001/XMLSchema" xmlns:xs="http://www.w3.org/2001/XMLSchema" xmlns:p="http://schemas.microsoft.com/office/2006/metadata/properties" xmlns:ns2="458c8650-8b2e-4de5-be2b-3b5e20f9203e" xmlns:ns3="0ec1683b-1f09-407c-8792-a5a8bc579d9d" targetNamespace="http://schemas.microsoft.com/office/2006/metadata/properties" ma:root="true" ma:fieldsID="3f0568638764530331fbee8047bb9098" ns2:_="" ns3:_="">
     <xsd:import namespace="458c8650-8b2e-4de5-be2b-3b5e20f9203e"/>
@@ -6941,26 +6965,22 @@
 </ct:contentTypeSchema>
 </file>
 
-<file path=customXml/itemProps1.xml><?xml version="1.0" encoding="utf-8"?>
-<ds:datastoreItem xmlns:ds="http://schemas.openxmlformats.org/officeDocument/2006/customXml" ds:itemID="{D3A3C24A-BB39-4937-B831-24AA124EAA87}">
-  <ds:schemaRefs>
-    <ds:schemaRef ds:uri="http://schemas.microsoft.com/office/2006/metadata/properties"/>
-    <ds:schemaRef ds:uri="http://schemas.microsoft.com/office/infopath/2007/PartnerControls"/>
-    <ds:schemaRef ds:uri="458c8650-8b2e-4de5-be2b-3b5e20f9203e"/>
-    <ds:schemaRef ds:uri="0ec1683b-1f09-407c-8792-a5a8bc579d9d"/>
-  </ds:schemaRefs>
-</ds:datastoreItem>
+<file path=customXml/item3.xml><?xml version="1.0" encoding="utf-8"?>
+<p:properties xmlns:p="http://schemas.microsoft.com/office/2006/metadata/properties" xmlns:xsi="http://www.w3.org/2001/XMLSchema-instance" xmlns:pc="http://schemas.microsoft.com/office/infopath/2007/PartnerControls">
+  <documentManagement>
+    <lcf76f155ced4ddcb4097134ff3c332f xmlns="458c8650-8b2e-4de5-be2b-3b5e20f9203e">
+      <Terms xmlns="http://schemas.microsoft.com/office/infopath/2007/PartnerControls"/>
+    </lcf76f155ced4ddcb4097134ff3c332f>
+    <TaxCatchAll xmlns="0ec1683b-1f09-407c-8792-a5a8bc579d9d"/>
+  </documentManagement>
+</p:properties>
 </file>
 
-<file path=customXml/itemProps2.xml><?xml version="1.0" encoding="utf-8"?>
-<ds:datastoreItem xmlns:ds="http://schemas.openxmlformats.org/officeDocument/2006/customXml" ds:itemID="{4BB9A27A-6211-48E6-B3D1-1ED5E2EAD372}">
-  <ds:schemaRefs>
-    <ds:schemaRef ds:uri="http://schemas.openxmlformats.org/officeDocument/2006/bibliography"/>
-  </ds:schemaRefs>
-</ds:datastoreItem>
+<file path=customXml/item4.xml><?xml version="1.0" encoding="utf-8"?>
+<b:Sources xmlns:b="http://schemas.openxmlformats.org/officeDocument/2006/bibliography" xmlns="http://schemas.openxmlformats.org/officeDocument/2006/bibliography" SelectedStyle="\APASixthEditionOfficeOnline.xsl" StyleName="APA" Version="6"/>
 </file>
 
-<file path=customXml/itemProps3.xml><?xml version="1.0" encoding="utf-8"?>
+<file path=customXml/itemProps1.xml><?xml version="1.0" encoding="utf-8"?>
 <ds:datastoreItem xmlns:ds="http://schemas.openxmlformats.org/officeDocument/2006/customXml" ds:itemID="{51241304-2C43-44E6-B26F-77C42016271C}">
   <ds:schemaRefs>
     <ds:schemaRef ds:uri="http://schemas.microsoft.com/sharepoint/v3/contenttype/forms"/>
@@ -6968,7 +6988,7 @@
 </ds:datastoreItem>
 </file>
 
-<file path=customXml/itemProps4.xml><?xml version="1.0" encoding="utf-8"?>
+<file path=customXml/itemProps2.xml><?xml version="1.0" encoding="utf-8"?>
 <ds:datastoreItem xmlns:ds="http://schemas.openxmlformats.org/officeDocument/2006/customXml" ds:itemID="{6EE546D2-1DFA-4BBD-AF1C-4C842A1F8073}">
   <ds:schemaRefs>
     <ds:schemaRef ds:uri="http://schemas.microsoft.com/office/2006/metadata/contentType"/>
@@ -6985,4 +7005,23 @@
     <ds:schemaRef ds:uri="http://schemas.microsoft.com/internal/obd"/>
   </ds:schemaRefs>
 </ds:datastoreItem>
+</file>
+
+<file path=customXml/itemProps3.xml><?xml version="1.0" encoding="utf-8"?>
+<ds:datastoreItem xmlns:ds="http://schemas.openxmlformats.org/officeDocument/2006/customXml" ds:itemID="{D3A3C24A-BB39-4937-B831-24AA124EAA87}">
+  <ds:schemaRefs>
+    <ds:schemaRef ds:uri="http://schemas.microsoft.com/office/2006/metadata/properties"/>
+    <ds:schemaRef ds:uri="http://schemas.microsoft.com/office/infopath/2007/PartnerControls"/>
+    <ds:schemaRef ds:uri="458c8650-8b2e-4de5-be2b-3b5e20f9203e"/>
+    <ds:schemaRef ds:uri="0ec1683b-1f09-407c-8792-a5a8bc579d9d"/>
+  </ds:schemaRefs>
+</ds:datastoreItem>
+</file>
+
+<file path=customXml/itemProps4.xml><?xml version="1.0" encoding="utf-8"?>
+<ds:datastoreItem xmlns:ds="http://schemas.openxmlformats.org/officeDocument/2006/customXml" ds:itemID="{4BB9A27A-6211-48E6-B3D1-1ED5E2EAD372}">
+  <ds:schemaRefs>
+    <ds:schemaRef ds:uri="http://schemas.openxmlformats.org/officeDocument/2006/bibliography"/>
+  </ds:schemaRefs>
+</ds:datastoreItem>
 </file>
--- a/cv/final_cv/testers/David Romero Munoz - CV_generado.docx
+++ b/cv/final_cv/testers/David Romero Munoz - CV_generado.docx
@@ -19,7 +19,7 @@
           <w:bCs/>
           <w:lang w:val="es-MX"/>
         </w:rPr>
-        <w:t>David Romero Muñoz</w:t>
+        <w:t xml:space="preserve">David Romero Muñoz</w:t>
       </w:r>
     </w:p>
     <w:p>
@@ -37,18 +37,8 @@
           <w:bCs/>
           <w:lang w:val="es-MX"/>
         </w:rPr>
-        <w:t>Tester</w:t>
+        <w:t xml:space="preserve">Tester</w:t>
       </w:r>
-    </w:p>
-    <w:p>
-      <w:pPr>
-        <w:pStyle w:val="Title"/>
-        <w:rPr>
-          <w:b/>
-          <w:bCs/>
-          <w:lang w:val="es-MX"/>
-        </w:rPr>
-      </w:pPr>
     </w:p>
     <w:p>
       <w:pPr>
@@ -62,36 +52,6 @@
           <w:lang w:val="es-MX"/>
         </w:rPr>
       </w:pPr>
-      <w:r>
-        <w:rPr>
-          <w:b/>
-          <w:bCs/>
-          <w:sz w:val="18"/>
-          <w:szCs w:val="18"/>
-          <w:lang w:val="es-MX"/>
-        </w:rPr>
-        <w:t>Folio</w:t>
-      </w:r>
-      <w:r>
-        <w:rPr>
-          <w:b/>
-          <w:bCs/>
-          <w:sz w:val="18"/>
-          <w:szCs w:val="18"/>
-          <w:lang w:val="es-MX"/>
-        </w:rPr>
-        <w:t xml:space="preserve">: </w:t>
-      </w:r>
-      <w:r>
-        <w:rPr>
-          <w:b/>
-          <w:bCs/>
-          <w:sz w:val="18"/>
-          <w:szCs w:val="18"/>
-          <w:lang w:val="es-MX"/>
-        </w:rPr>
-        <w:t>-</w:t>
-      </w:r>
     </w:p>
     <w:p>
       <w:pPr>
@@ -131,7 +91,17 @@
           <w:szCs w:val="18"/>
           <w:u w:val="single"/>
         </w:rPr>
-        <w:t>RESUMEN PROFESIONAL</w:t>
+        <w:t xml:space="preserve">EXPERIENCIA</w:t>
+      </w:r>
+      <w:r>
+        <w:rPr>
+          <w:rFonts w:ascii="Arial" w:hAnsi="Arial" w:cs="Arial"/>
+          <w:b/>
+          <w:sz w:val="18"/>
+          <w:szCs w:val="18"/>
+          <w:u w:val="single"/>
+        </w:rPr>
+        <w:t xml:space="preserve"> PROFESIONAL</w:t>
       </w:r>
     </w:p>
     <w:p>
@@ -189,41 +159,17 @@
                 <w:bCs/>
                 <w:sz w:val="18"/>
                 <w:szCs w:val="18"/>
-                <w:lang w:val="es-MX" w:eastAsia="es-ES"/>
-              </w:rPr>
-              <w:t>Ingeniero de pruebas funcionales senior con experiencia en planificación y ejecución de pruebas en entornos AMS. Especializado en pruebas funcionales, generación de artefactos de prueba y administración de configuración.</w:t>
-            </w:r>
-            <w:r>
-              <w:rPr>
-                <w:rFonts w:ascii="Arial" w:eastAsia="Times New Roman" w:hAnsi="Arial" w:cs="Arial"/>
-                <w:bCs/>
-                <w:sz w:val="18"/>
-                <w:szCs w:val="18"/>
-                <w:lang w:val="es-MX" w:eastAsia="es-ES"/>
-              </w:rPr>
+                <w:lang w:val="en-US" w:eastAsia="es-ES"/>
+              </w:rPr>
+              <w:t xml:space="preserve">Cuento con al menos 2 años de experiencia en pruebas de software.</w:t>
               <w:br/>
-              <w:t>Capacidad para diseñar y ejecutar pruebas alineadas a procesos corporativos y gestionar incidencias. Orientado a garantizar la conformidad de las soluciones con los requerimientos y expectativas del cliente.</w:t>
-            </w:r>
-            <w:r>
-              <w:rPr>
-                <w:rFonts w:ascii="Arial" w:eastAsia="Times New Roman" w:hAnsi="Arial" w:cs="Arial"/>
-                <w:bCs/>
-                <w:sz w:val="18"/>
-                <w:szCs w:val="18"/>
-                <w:lang w:val="es-MX" w:eastAsia="es-ES"/>
-              </w:rPr>
+              <w:t xml:space="preserve"/>
               <w:br/>
-            </w:r>
-            <w:r>
-              <w:rPr>
-                <w:rFonts w:ascii="Arial" w:eastAsia="Times New Roman" w:hAnsi="Arial" w:cs="Arial"/>
-                <w:bCs/>
-                <w:sz w:val="18"/>
-                <w:szCs w:val="18"/>
-                <w:lang w:val="es-MX" w:eastAsia="es-ES"/>
-              </w:rPr>
+              <w:t xml:space="preserve">Me especializo en la planificación, diseño y ejecución de pruebas funcionales para asegurar el cumplimiento de requerimientos y la calidad del producto. Diseño matrices de prueba, gestiono incidencias y mantengo trazabilidad y documentación para partes interesadas, apoyando la mejora continua y el cumplimiento de procesos establecidos.</w:t>
               <w:br/>
-              <w:t>Experiencia en verificación de requerimientos y elaboración de reportes de avance para stakeholders. Liderar y coordinar actividades de prueba dentro de torres de Carteras y Cadena de Suministro. Aplicar metodologías de pruebas y controles de calidad durante todo el ciclo de pruebas. Fomentar trabajo en equipo y coaching para el cumplimiento de objetivos de calidad.</w:t>
+              <w:t xml:space="preserve"/>
+              <w:br/>
+              <w:t xml:space="preserve">Aplico pensamiento lógico, atención al detalle y comunicación efectiva para identificar y mitigar riesgos durante el ciclo de vida del software. He liderado actividades de aseguramiento de calidad, generación de reportes y control de configuración para reducir fallas en producción.</w:t>
             </w:r>
           </w:p>
         </w:tc>
@@ -268,7 +214,7 @@
           <w:szCs w:val="18"/>
           <w:u w:val="single"/>
         </w:rPr>
-        <w:t>EXPERIENCIA LABORAL</w:t>
+        <w:t xml:space="preserve">EXPERIENCIA LABORAL</w:t>
       </w:r>
     </w:p>
     <w:p>
@@ -281,6 +227,16 @@
           <w:lang w:val="en-US"/>
         </w:rPr>
       </w:pPr>
+      <w:r>
+        <w:rPr>
+          <w:rFonts w:ascii="Arial" w:hAnsi="Arial" w:cs="Arial"/>
+          <w:bCs/>
+          <w:sz w:val="18"/>
+          <w:szCs w:val="18"/>
+          <w:lang w:val="en-US"/>
+        </w:rPr>
+        <w:t xml:space="preserve"/>
+      </w:r>
     </w:p>
     <w:tbl>
       <w:tblPr>
@@ -330,7 +286,7 @@
                 <w:szCs w:val="18"/>
                 <w:lang w:val="es-MX"/>
               </w:rPr>
-              <w:t>Empresa</w:t>
+              <w:t xml:space="preserve">Empresa</w:t>
             </w:r>
           </w:p>
           <w:p>
@@ -350,7 +306,7 @@
                 <w:szCs w:val="18"/>
                 <w:lang w:val="es-MX"/>
               </w:rPr>
-              <w:t>Coppel - Softtek</w:t>
+              <w:t xml:space="preserve">Coppel - Softtek</w:t>
             </w:r>
           </w:p>
         </w:tc>
@@ -376,7 +332,7 @@
                 <w:szCs w:val="18"/>
                 <w:lang w:val="es-MX"/>
               </w:rPr>
-              <w:t>Puesto</w:t>
+              <w:t xml:space="preserve">Puesto</w:t>
             </w:r>
           </w:p>
           <w:p>
@@ -396,7 +352,7 @@
                 <w:szCs w:val="18"/>
                 <w:lang w:val="es-MX"/>
               </w:rPr>
-              <w:t>Ingeniero de pruebas funcionales</w:t>
+              <w:t xml:space="preserve">Ingeniero de pruebas funcionales</w:t>
             </w:r>
           </w:p>
         </w:tc>
@@ -422,7 +378,7 @@
                 <w:szCs w:val="18"/>
                 <w:lang w:val="es-MX"/>
               </w:rPr>
-              <w:t>Desde:</w:t>
+              <w:t xml:space="preserve">Desde:</w:t>
             </w:r>
           </w:p>
           <w:p>
@@ -442,7 +398,7 @@
                 <w:szCs w:val="18"/>
                 <w:lang w:val="es-MX"/>
               </w:rPr>
-              <w:t>Abril 2023</w:t>
+              <w:t xml:space="preserve">1 abril 2023</w:t>
             </w:r>
           </w:p>
         </w:tc>
@@ -484,7 +440,7 @@
                 <w:szCs w:val="18"/>
                 <w:lang w:val="es-MX"/>
               </w:rPr>
-              <w:t>Actual</w:t>
+              <w:t xml:space="preserve">Actual</w:t>
             </w:r>
           </w:p>
         </w:tc>
@@ -548,7 +504,7 @@
                 <w:szCs w:val="18"/>
                 <w:lang w:val="es-MX"/>
               </w:rPr>
-              <w:t>Actividades Principales</w:t>
+              <w:t xml:space="preserve">Actividades Principales</w:t>
             </w:r>
           </w:p>
         </w:tc>
@@ -564,16 +520,14 @@
               <w:rPr>
                 <w:sz w:val="18"/>
                 <w:szCs w:val="20"/>
-                <w:lang w:val="es-MX"/>
               </w:rPr>
             </w:pPr>
             <w:r>
               <w:rPr>
                 <w:sz w:val="18"/>
                 <w:szCs w:val="20"/>
-                <w:lang w:val="es-MX"/>
-              </w:rPr>
-              <w:t>• Realizar pruebas funcionales en las torres de Carteras y Cadena de Suministro dentro de la práctica AMS.</w:t>
+              </w:rPr>
+              <w:t xml:space="preserve">• Superviso el cumplimiento de los requerimientos funcionales y garantizo que el producto esté libre de fallas mediante la planificación y ejecución de pruebas apoyadas en una matriz que permite probar el software construido. Habilidades en: metodologías de pruebas, pensamiento lógico, comunicación, atención al detalle, adaptabilidad y flexibilidad.</w:t>
             </w:r>
           </w:p>
           <w:p>
@@ -583,16 +537,14 @@
               <w:jc w:val="both"/>
               <w:rPr>
                 <w:szCs w:val="22"/>
-                <w:lang w:val="es-MX"/>
               </w:rPr>
             </w:pPr>
             <w:r>
               <w:rPr>
                 <w:sz w:val="18"/>
                 <w:szCs w:val="20"/>
-                <w:lang w:val="es-MX"/>
-              </w:rPr>
-              <w:t>• Generar artefactos de prueba alineados a los procesos establecidos por Coppel.</w:t>
+              </w:rPr>
+              <w:t xml:space="preserve">• Desempeño funciones como ingeniero de pruebas funcionales para las torres de Carteras y Cadena de Suministro dentro de la práctica de AMS.</w:t>
             </w:r>
           </w:p>
           <w:p>
@@ -602,16 +554,14 @@
               <w:jc w:val="both"/>
               <w:rPr>
                 <w:szCs w:val="22"/>
-                <w:lang w:val="es-MX"/>
               </w:rPr>
             </w:pPr>
             <w:r>
               <w:rPr>
                 <w:sz w:val="18"/>
                 <w:szCs w:val="20"/>
-                <w:lang w:val="es-MX"/>
-              </w:rPr>
-              <w:t>• Ejecutar pruebas funcionales sobre incidencias atendidas en las torres de Carteras y Cadena de Suministro.</w:t>
+              </w:rPr>
+              <w:t xml:space="preserve">• Genero artefactos de prueba alineados a los procesos establecidos por Coppel.</w:t>
             </w:r>
           </w:p>
           <w:p>
@@ -621,16 +571,14 @@
               <w:jc w:val="both"/>
               <w:rPr>
                 <w:szCs w:val="22"/>
-                <w:lang w:val="es-MX"/>
               </w:rPr>
             </w:pPr>
             <w:r>
               <w:rPr>
                 <w:sz w:val="18"/>
                 <w:szCs w:val="20"/>
-                <w:lang w:val="es-MX"/>
-              </w:rPr>
-              <w:t>• Administrar la configuración alineada a los procesos establecidos por Coppel.</w:t>
+              </w:rPr>
+              <w:t xml:space="preserve">• Ejecuto pruebas funcionales a las incidencias atendidas en las torres de Carteras y Cadena de Suministro.</w:t>
             </w:r>
           </w:p>
           <w:p>
@@ -640,16 +588,14 @@
               <w:jc w:val="both"/>
               <w:rPr>
                 <w:szCs w:val="22"/>
-                <w:lang w:val="es-MX"/>
               </w:rPr>
             </w:pPr>
             <w:r>
               <w:rPr>
                 <w:sz w:val="18"/>
                 <w:szCs w:val="20"/>
-                <w:lang w:val="es-MX"/>
-              </w:rPr>
-              <w:t>• Verificar y garantizar que la solución implementada para las incidencias sea solucionada de raíz.</w:t>
+              </w:rPr>
+              <w:t xml:space="preserve">• Administro la configuración alineada a los procesos establecidos por Coppel.</w:t>
             </w:r>
           </w:p>
           <w:p>
@@ -659,16 +605,14 @@
               <w:jc w:val="both"/>
               <w:rPr>
                 <w:szCs w:val="22"/>
-                <w:lang w:val="es-MX"/>
               </w:rPr>
             </w:pPr>
             <w:r>
               <w:rPr>
                 <w:sz w:val="18"/>
                 <w:szCs w:val="20"/>
-                <w:lang w:val="es-MX"/>
-              </w:rPr>
-              <w:t>• Garantizar que las soluciones cumplan con las expectativas del cliente.</w:t>
+              </w:rPr>
+              <w:t xml:space="preserve">• Verifico y garantizo que la solución implementada para cada uno de los incidentes reportados sea solucionada de raíz y cumpla con las expectativas del cliente.</w:t>
             </w:r>
           </w:p>
           <w:p>
@@ -678,16 +622,14 @@
               <w:jc w:val="both"/>
               <w:rPr>
                 <w:szCs w:val="22"/>
-                <w:lang w:val="es-MX"/>
               </w:rPr>
             </w:pPr>
             <w:r>
               <w:rPr>
                 <w:sz w:val="18"/>
                 <w:szCs w:val="20"/>
-                <w:lang w:val="es-MX"/>
-              </w:rPr>
-              <w:t>• Alinear los artefactos y las pruebas con los procesos y estándares de Coppel.</w:t>
+              </w:rPr>
+              <w:t xml:space="preserve">• Diseño de artefactos de prueba para los proyectos asignados dentro de la Coordinación de Ingeniería Tecnológica (CIT) del Instituto Mexicano del Seguro Social (IMSS).</w:t>
             </w:r>
           </w:p>
           <w:p>
@@ -697,16 +639,14 @@
               <w:jc w:val="both"/>
               <w:rPr>
                 <w:szCs w:val="22"/>
-                <w:lang w:val="es-MX"/>
               </w:rPr>
             </w:pPr>
             <w:r>
               <w:rPr>
                 <w:sz w:val="18"/>
                 <w:szCs w:val="20"/>
-                <w:lang w:val="es-MX"/>
-              </w:rPr>
-              <w:t>• Soportar la práctica de AMS en actividades de pruebas funcionales para las torres asignadas.</w:t>
+              </w:rPr>
+              <w:t xml:space="preserve">• Ejecución de pruebas funcionales para los proyectos asignados dentro de la Coordinación de Ingeniería Tecnológica (CIT) del IMSS.</w:t>
             </w:r>
           </w:p>
           <w:p>
@@ -716,16 +656,14 @@
               <w:jc w:val="both"/>
               <w:rPr>
                 <w:szCs w:val="22"/>
-                <w:lang w:val="es-MX"/>
               </w:rPr>
             </w:pPr>
             <w:r>
               <w:rPr>
                 <w:sz w:val="18"/>
                 <w:szCs w:val="20"/>
-                <w:lang w:val="es-MX"/>
-              </w:rPr>
-              <w:t>• Documentar artefactos de prueba según los procesos establecidos por Coppel.</w:t>
+              </w:rPr>
+              <w:t xml:space="preserve">• Generación de reportes de avance diario dirigidos a las partes interesadas de los diferentes proyectos.</w:t>
             </w:r>
           </w:p>
           <w:p>
@@ -735,16 +673,14 @@
               <w:jc w:val="both"/>
               <w:rPr>
                 <w:szCs w:val="22"/>
-                <w:lang w:val="es-MX"/>
               </w:rPr>
             </w:pPr>
             <w:r>
               <w:rPr>
                 <w:sz w:val="18"/>
                 <w:szCs w:val="20"/>
-                <w:lang w:val="es-MX"/>
-              </w:rPr>
-              <w:t>• Utilizar herramientas corporativas (M365 Copilot, Coppel GENius, SQLServer, PosgreSQL, LibreOffice, Microsoft Office, Microsoft Teams) para apoyar las actividades de pruebas.</w:t>
+              </w:rPr>
+              <w:t xml:space="preserve">• Verificar y garantizar la correcta funcionalidad de los sistemas en base a los requerimientos funcionales solicitados.</w:t>
             </w:r>
           </w:p>
           <w:p>
@@ -754,9 +690,185 @@
               <w:jc w:val="both"/>
               <w:rPr>
                 <w:szCs w:val="22"/>
-                <w:lang w:val="es-MX"/>
               </w:rPr>
             </w:pPr>
+            <w:r>
+              <w:rPr>
+                <w:sz w:val="18"/>
+                <w:szCs w:val="20"/>
+              </w:rPr>
+              <w:t xml:space="preserve">• Generar Plan de Pruebas en base a los requerimientos funcionales definiendo alcance, tipos, escenarios y casos de prueba.</w:t>
+            </w:r>
+          </w:p>
+          <w:p>
+            <w:pPr>
+              <w:pStyle w:val="NoSpacing"/>
+              <w:ind w:left="0"/>
+              <w:jc w:val="both"/>
+              <w:rPr>
+                <w:szCs w:val="22"/>
+              </w:rPr>
+            </w:pPr>
+            <w:r>
+              <w:rPr>
+                <w:sz w:val="18"/>
+                <w:szCs w:val="20"/>
+              </w:rPr>
+              <w:t xml:space="preserve">• Validar criterios de aceptación verificando que el requerimiento cumpla lo necesario para iniciar la ejecución de pruebas.</w:t>
+            </w:r>
+          </w:p>
+          <w:p>
+            <w:pPr>
+              <w:pStyle w:val="NoSpacing"/>
+              <w:ind w:left="0"/>
+              <w:jc w:val="both"/>
+              <w:rPr>
+                <w:szCs w:val="22"/>
+              </w:rPr>
+            </w:pPr>
+            <w:r>
+              <w:rPr>
+                <w:sz w:val="18"/>
+                <w:szCs w:val="20"/>
+              </w:rPr>
+              <w:t xml:space="preserve">• Ejecutar pruebas estáticas verificando que el código fuente entregado cumpla con los estándares definidos.</w:t>
+            </w:r>
+          </w:p>
+          <w:p>
+            <w:pPr>
+              <w:pStyle w:val="NoSpacing"/>
+              <w:ind w:left="0"/>
+              <w:jc w:val="both"/>
+              <w:rPr>
+                <w:szCs w:val="22"/>
+              </w:rPr>
+            </w:pPr>
+            <w:r>
+              <w:rPr>
+                <w:sz w:val="18"/>
+                <w:szCs w:val="20"/>
+              </w:rPr>
+              <w:t xml:space="preserve">• Realizar pruebas de configuración verificando que los componentes contengan las configuraciones del ambiente de pruebas.</w:t>
+            </w:r>
+          </w:p>
+          <w:p>
+            <w:pPr>
+              <w:pStyle w:val="NoSpacing"/>
+              <w:ind w:left="0"/>
+              <w:jc w:val="both"/>
+              <w:rPr>
+                <w:szCs w:val="22"/>
+              </w:rPr>
+            </w:pPr>
+            <w:r>
+              <w:rPr>
+                <w:sz w:val="18"/>
+                <w:szCs w:val="20"/>
+              </w:rPr>
+              <w:t xml:space="preserve">• Ambientar generando compilados y solicitando actualización de ambientes de pruebas a partir del código y objetos entregados por Desarrollo.</w:t>
+            </w:r>
+          </w:p>
+          <w:p>
+            <w:pPr>
+              <w:pStyle w:val="NoSpacing"/>
+              <w:ind w:left="0"/>
+              <w:jc w:val="both"/>
+              <w:rPr>
+                <w:szCs w:val="22"/>
+              </w:rPr>
+            </w:pPr>
+            <w:r>
+              <w:rPr>
+                <w:sz w:val="18"/>
+                <w:szCs w:val="20"/>
+              </w:rPr>
+              <w:t xml:space="preserve">• Ejecutar pruebas de Aseguramiento de la Calidad (QA) verificando que la funcionalidad cumpla con los requerimientos del cambio en base a casos de prueba definidos.</w:t>
+            </w:r>
+          </w:p>
+          <w:p>
+            <w:pPr>
+              <w:pStyle w:val="NoSpacing"/>
+              <w:ind w:left="0"/>
+              <w:jc w:val="both"/>
+              <w:rPr>
+                <w:szCs w:val="22"/>
+              </w:rPr>
+            </w:pPr>
+            <w:r>
+              <w:rPr>
+                <w:sz w:val="18"/>
+                <w:szCs w:val="20"/>
+              </w:rPr>
+              <w:t xml:space="preserve">• Registrar y documentar los defectos detectados durante la ejecución de las pruebas.</w:t>
+            </w:r>
+          </w:p>
+          <w:p>
+            <w:pPr>
+              <w:pStyle w:val="NoSpacing"/>
+              <w:ind w:left="0"/>
+              <w:jc w:val="both"/>
+              <w:rPr>
+                <w:szCs w:val="22"/>
+              </w:rPr>
+            </w:pPr>
+            <w:r>
+              <w:rPr>
+                <w:sz w:val="18"/>
+                <w:szCs w:val="20"/>
+              </w:rPr>
+              <w:t xml:space="preserve">• Generar reportes de ejecución diaria a las partes interesadas del proyecto.</w:t>
+            </w:r>
+          </w:p>
+          <w:p>
+            <w:pPr>
+              <w:pStyle w:val="NoSpacing"/>
+              <w:ind w:left="0"/>
+              <w:jc w:val="both"/>
+              <w:rPr>
+                <w:szCs w:val="22"/>
+              </w:rPr>
+            </w:pPr>
+            <w:r>
+              <w:rPr>
+                <w:sz w:val="18"/>
+                <w:szCs w:val="20"/>
+              </w:rPr>
+              <w:t xml:space="preserve">• Realizar la documentación de cierre del proceso de pruebas y el registro cerrado en ALM.</w:t>
+            </w:r>
+          </w:p>
+          <w:p>
+            <w:pPr>
+              <w:pStyle w:val="NoSpacing"/>
+              <w:ind w:left="0"/>
+              <w:jc w:val="both"/>
+              <w:rPr>
+                <w:szCs w:val="22"/>
+              </w:rPr>
+            </w:pPr>
+            <w:r>
+              <w:rPr>
+                <w:sz w:val="18"/>
+                <w:szCs w:val="20"/>
+              </w:rPr>
+              <w:t xml:space="preserve">• Ejecutar Checker de Aseguramiento de la Calidad (QA) para verificar que las pruebas se hayan ejecutado de acuerdo a lo definido en los planes.</w:t>
+            </w:r>
+          </w:p>
+          <w:p>
+            <w:pPr>
+              <w:pStyle w:val="NoSpacing"/>
+              <w:ind w:left="0"/>
+              <w:jc w:val="both"/>
+              <w:rPr>
+                <w:szCs w:val="22"/>
+              </w:rPr>
+            </w:pPr>
+            <w:r>
+              <w:rPr>
+                <w:sz w:val="18"/>
+                <w:szCs w:val="20"/>
+              </w:rPr>
+              <w:t xml:space="preserve"/>
+            </w:r>
           </w:p>
         </w:tc>
       </w:tr>
@@ -771,6 +883,896 @@
           <w:lang w:val="es-419"/>
         </w:rPr>
       </w:pPr>
+      <w:r>
+        <w:rPr>
+          <w:rFonts w:ascii="Arial" w:hAnsi="Arial" w:cs="Arial"/>
+          <w:bCs/>
+          <w:sz w:val="18"/>
+          <w:szCs w:val="18"/>
+          <w:lang w:val="es-419"/>
+        </w:rPr>
+        <w:t xml:space="preserve"/>
+      </w:r>
+    </w:p>
+    <w:tbl>
+      <w:tblPr>
+        <w:tblW w:w="0" w:type="auto"/>
+        <w:tblInd w:w="-75" w:type="dxa"/>
+        <w:tblBorders>
+          <w:top w:val="single" w:sz="4" w:space="0" w:color="auto"/>
+          <w:left w:val="single" w:sz="4" w:space="0" w:color="auto"/>
+          <w:bottom w:val="single" w:sz="4" w:space="0" w:color="auto"/>
+          <w:right w:val="single" w:sz="4" w:space="0" w:color="auto"/>
+          <w:insideH w:val="single" w:sz="4" w:space="0" w:color="auto"/>
+          <w:insideV w:val="single" w:sz="4" w:space="0" w:color="auto"/>
+        </w:tblBorders>
+        <w:tblLayout w:type="fixed"/>
+        <w:tblCellMar>
+          <w:left w:w="105" w:type="dxa"/>
+          <w:right w:w="105" w:type="dxa"/>
+        </w:tblCellMar>
+        <w:tblLook w:val="0000" w:firstRow="0" w:lastRow="0" w:firstColumn="0" w:lastColumn="0" w:noHBand="0" w:noVBand="0"/>
+      </w:tblPr>
+      <w:tblGrid>
+        <w:gridCol w:w="2472"/>
+        <w:gridCol w:w="2472"/>
+        <w:gridCol w:w="2472"/>
+        <w:gridCol w:w="2475"/>
+      </w:tblGrid>
+      <w:tr>
+        <w:tc>
+          <w:tcPr>
+            <w:tcW w:w="2472" w:type="dxa"/>
+          </w:tcPr>
+          <w:p>
+            <w:pPr>
+              <w:rPr>
+                <w:rFonts w:ascii="Arial" w:hAnsi="Arial" w:cs="Arial"/>
+                <w:b/>
+                <w:sz w:val="18"/>
+                <w:szCs w:val="18"/>
+                <w:lang w:val="es-MX"/>
+              </w:rPr>
+            </w:pPr>
+            <w:r>
+              <w:rPr>
+                <w:rFonts w:ascii="Arial" w:hAnsi="Arial" w:cs="Arial"/>
+                <w:b/>
+                <w:sz w:val="18"/>
+                <w:szCs w:val="18"/>
+                <w:lang w:val="es-MX"/>
+              </w:rPr>
+              <w:t xml:space="preserve">Empresa</w:t>
+            </w:r>
+          </w:p>
+          <w:p>
+            <w:pPr>
+              <w:rPr>
+                <w:rFonts w:ascii="Arial" w:hAnsi="Arial" w:cs="Arial"/>
+                <w:color w:val="0070C0"/>
+                <w:sz w:val="18"/>
+                <w:szCs w:val="18"/>
+                <w:lang w:val="es-MX"/>
+              </w:rPr>
+            </w:pPr>
+            <w:r>
+              <w:rPr>
+                <w:rFonts w:ascii="Arial" w:hAnsi="Arial" w:cs="Arial"/>
+                <w:sz w:val="18"/>
+                <w:szCs w:val="18"/>
+                <w:lang w:val="es-MX"/>
+              </w:rPr>
+              <w:t xml:space="preserve">IMSS - Softtek</w:t>
+            </w:r>
+          </w:p>
+        </w:tc>
+        <w:tc>
+          <w:tcPr>
+            <w:tcW w:w="2472" w:type="dxa"/>
+          </w:tcPr>
+          <w:p>
+            <w:pPr>
+              <w:rPr>
+                <w:rFonts w:ascii="Arial" w:hAnsi="Arial" w:cs="Arial"/>
+                <w:b/>
+                <w:sz w:val="18"/>
+                <w:szCs w:val="18"/>
+                <w:lang w:val="es-MX"/>
+              </w:rPr>
+            </w:pPr>
+            <w:r>
+              <w:rPr>
+                <w:rFonts w:ascii="Arial" w:hAnsi="Arial" w:cs="Arial"/>
+                <w:b/>
+                <w:sz w:val="18"/>
+                <w:szCs w:val="18"/>
+                <w:lang w:val="es-MX"/>
+              </w:rPr>
+              <w:t xml:space="preserve">Puesto</w:t>
+            </w:r>
+          </w:p>
+          <w:p>
+            <w:pPr>
+              <w:rPr>
+                <w:rFonts w:ascii="Arial" w:hAnsi="Arial" w:cs="Arial"/>
+                <w:bCs/>
+                <w:sz w:val="18"/>
+                <w:szCs w:val="18"/>
+                <w:lang w:val="es-MX"/>
+              </w:rPr>
+            </w:pPr>
+            <w:r>
+              <w:rPr>
+                <w:rFonts w:ascii="Arial" w:hAnsi="Arial" w:cs="Arial"/>
+                <w:sz w:val="18"/>
+                <w:szCs w:val="18"/>
+                <w:lang w:val="es-MX"/>
+              </w:rPr>
+              <w:t xml:space="preserve">Ingeniero de pruebas funcionales</w:t>
+            </w:r>
+          </w:p>
+        </w:tc>
+        <w:tc>
+          <w:tcPr>
+            <w:tcW w:w="2472" w:type="dxa"/>
+          </w:tcPr>
+          <w:p>
+            <w:pPr>
+              <w:rPr>
+                <w:rFonts w:ascii="Arial" w:hAnsi="Arial" w:cs="Arial"/>
+                <w:b/>
+                <w:sz w:val="18"/>
+                <w:szCs w:val="18"/>
+                <w:lang w:val="es-MX"/>
+              </w:rPr>
+            </w:pPr>
+            <w:r>
+              <w:rPr>
+                <w:rFonts w:ascii="Arial" w:hAnsi="Arial" w:cs="Arial"/>
+                <w:b/>
+                <w:sz w:val="18"/>
+                <w:szCs w:val="18"/>
+                <w:lang w:val="es-MX"/>
+              </w:rPr>
+              <w:t xml:space="preserve">Desde:</w:t>
+            </w:r>
+          </w:p>
+          <w:p>
+            <w:pPr>
+              <w:rPr>
+                <w:rFonts w:ascii="Arial" w:hAnsi="Arial" w:cs="Arial"/>
+                <w:bCs/>
+                <w:sz w:val="18"/>
+                <w:szCs w:val="18"/>
+                <w:lang w:val="es-MX"/>
+              </w:rPr>
+            </w:pPr>
+            <w:r>
+              <w:rPr>
+                <w:rFonts w:ascii="Arial" w:hAnsi="Arial" w:cs="Arial"/>
+                <w:sz w:val="18"/>
+                <w:szCs w:val="18"/>
+                <w:lang w:val="es-MX"/>
+              </w:rPr>
+              <w:t xml:space="preserve">4 mayo 2020</w:t>
+            </w:r>
+          </w:p>
+        </w:tc>
+        <w:tc>
+          <w:tcPr>
+            <w:tcW w:w="2475" w:type="dxa"/>
+          </w:tcPr>
+          <w:p>
+            <w:pPr>
+              <w:pStyle w:val="Heading2"/>
+              <w:rPr>
+                <w:bCs w:val="0"/>
+                <w:szCs w:val="18"/>
+                <w:lang w:val="es-MX"/>
+              </w:rPr>
+            </w:pPr>
+            <w:r>
+              <w:rPr>
+                <w:bCs w:val="0"/>
+                <w:szCs w:val="18"/>
+                <w:lang w:val="es-MX"/>
+              </w:rPr>
+              <w:t xml:space="preserve">Hasta: </w:t>
+            </w:r>
+          </w:p>
+          <w:p>
+            <w:pPr>
+              <w:rPr>
+                <w:rFonts w:ascii="Arial" w:hAnsi="Arial" w:cs="Arial"/>
+                <w:sz w:val="18"/>
+                <w:szCs w:val="18"/>
+                <w:lang w:val="es-MX"/>
+              </w:rPr>
+            </w:pPr>
+            <w:r>
+              <w:rPr>
+                <w:rFonts w:ascii="Arial" w:hAnsi="Arial" w:cs="Arial"/>
+                <w:sz w:val="18"/>
+                <w:szCs w:val="18"/>
+                <w:lang w:val="es-MX"/>
+              </w:rPr>
+              <w:t xml:space="preserve">30 diciembre 2022</w:t>
+            </w:r>
+          </w:p>
+        </w:tc>
+      </w:tr>
+    </w:tbl>
+    <w:p>
+      <w:pPr>
+        <w:rPr>
+          <w:rFonts w:ascii="Arial" w:hAnsi="Arial" w:cs="Arial"/>
+          <w:bCs/>
+          <w:sz w:val="18"/>
+          <w:szCs w:val="18"/>
+          <w:lang w:val="en-US"/>
+        </w:rPr>
+      </w:pPr>
+    </w:p>
+    <w:tbl>
+      <w:tblPr>
+        <w:tblW w:w="0" w:type="auto"/>
+        <w:tblInd w:w="-75" w:type="dxa"/>
+        <w:tblBorders>
+          <w:top w:val="single" w:sz="4" w:space="0" w:color="auto"/>
+          <w:left w:val="single" w:sz="4" w:space="0" w:color="auto"/>
+          <w:bottom w:val="single" w:sz="4" w:space="0" w:color="auto"/>
+          <w:right w:val="single" w:sz="4" w:space="0" w:color="auto"/>
+          <w:insideH w:val="single" w:sz="4" w:space="0" w:color="auto"/>
+          <w:insideV w:val="single" w:sz="4" w:space="0" w:color="auto"/>
+        </w:tblBorders>
+        <w:tblLayout w:type="fixed"/>
+        <w:tblCellMar>
+          <w:left w:w="105" w:type="dxa"/>
+          <w:right w:w="105" w:type="dxa"/>
+        </w:tblCellMar>
+        <w:tblLook w:val="0000" w:firstRow="0" w:lastRow="0" w:firstColumn="0" w:lastColumn="0" w:noHBand="0" w:noVBand="0"/>
+      </w:tblPr>
+      <w:tblGrid>
+        <w:gridCol w:w="2070"/>
+        <w:gridCol w:w="7821"/>
+      </w:tblGrid>
+      <w:tr>
+        <w:tc>
+          <w:tcPr>
+            <w:tcW w:w="2070" w:type="dxa"/>
+          </w:tcPr>
+          <w:p>
+            <w:pPr>
+              <w:rPr>
+                <w:rFonts w:ascii="Arial" w:hAnsi="Arial" w:cs="Arial"/>
+                <w:b/>
+                <w:bCs/>
+                <w:sz w:val="18"/>
+                <w:szCs w:val="18"/>
+              </w:rPr>
+            </w:pPr>
+            <w:r>
+              <w:rPr>
+                <w:rFonts w:ascii="Arial" w:hAnsi="Arial" w:cs="Arial"/>
+                <w:b/>
+                <w:bCs/>
+                <w:sz w:val="18"/>
+                <w:szCs w:val="18"/>
+                <w:lang w:val="es-MX"/>
+              </w:rPr>
+              <w:t xml:space="preserve">Actividades Principales</w:t>
+            </w:r>
+          </w:p>
+        </w:tc>
+        <w:tc>
+          <w:tcPr>
+            <w:tcW w:w="7821" w:type="dxa"/>
+          </w:tcPr>
+          <w:p>
+            <w:pPr>
+              <w:pStyle w:val="NoSpacing"/>
+              <w:ind w:left="0"/>
+              <w:jc w:val="both"/>
+              <w:rPr>
+                <w:sz w:val="18"/>
+                <w:szCs w:val="20"/>
+              </w:rPr>
+            </w:pPr>
+            <w:r>
+              <w:rPr>
+                <w:sz w:val="18"/>
+                <w:szCs w:val="20"/>
+              </w:rPr>
+              <w:t xml:space="preserve">• Diseño de artefactos de prueba para los proyectos asignados dentro de la Coordinación de Ingeniería Tecnológica (CIT) del Instituto Mexicano del Seguro Social (IMSS).</w:t>
+            </w:r>
+          </w:p>
+          <w:p>
+            <w:pPr>
+              <w:pStyle w:val="NoSpacing"/>
+              <w:ind w:left="0"/>
+              <w:jc w:val="both"/>
+              <w:rPr>
+                <w:szCs w:val="22"/>
+              </w:rPr>
+            </w:pPr>
+            <w:r>
+              <w:rPr>
+                <w:sz w:val="18"/>
+                <w:szCs w:val="20"/>
+              </w:rPr>
+              <w:t xml:space="preserve">• Ejecución de pruebas funcionales para los proyectos asignados dentro de la Coordinación de Ingeniería Tecnológica (CIT) del IMSS.</w:t>
+            </w:r>
+          </w:p>
+          <w:p>
+            <w:pPr>
+              <w:pStyle w:val="NoSpacing"/>
+              <w:ind w:left="0"/>
+              <w:jc w:val="both"/>
+              <w:rPr>
+                <w:szCs w:val="22"/>
+              </w:rPr>
+            </w:pPr>
+            <w:r>
+              <w:rPr>
+                <w:sz w:val="18"/>
+                <w:szCs w:val="20"/>
+              </w:rPr>
+              <w:t xml:space="preserve">• Generación de reportes de avance diario dirigidos a las partes interesadas de los diferentes proyectos.</w:t>
+            </w:r>
+          </w:p>
+          <w:p>
+            <w:pPr>
+              <w:pStyle w:val="NoSpacing"/>
+              <w:ind w:left="0"/>
+              <w:jc w:val="both"/>
+              <w:rPr>
+                <w:szCs w:val="22"/>
+              </w:rPr>
+            </w:pPr>
+            <w:r>
+              <w:rPr>
+                <w:sz w:val="18"/>
+                <w:szCs w:val="20"/>
+              </w:rPr>
+              <w:t xml:space="preserve">• Verificar y garantizar la correcta funcionalidad de los sistemas en base a los requerimientos funcionales solicitados.</w:t>
+            </w:r>
+          </w:p>
+          <w:p>
+            <w:pPr>
+              <w:pStyle w:val="NoSpacing"/>
+              <w:ind w:left="0"/>
+              <w:jc w:val="both"/>
+              <w:rPr>
+                <w:szCs w:val="22"/>
+              </w:rPr>
+            </w:pPr>
+            <w:r>
+              <w:rPr>
+                <w:sz w:val="18"/>
+                <w:szCs w:val="20"/>
+              </w:rPr>
+              <w:t xml:space="preserve"/>
+            </w:r>
+          </w:p>
+        </w:tc>
+      </w:tr>
+    </w:tbl>
+    <w:p>
+      <w:pPr>
+        <w:rPr>
+          <w:rFonts w:ascii="Arial" w:hAnsi="Arial" w:cs="Arial"/>
+          <w:bCs/>
+          <w:sz w:val="18"/>
+          <w:szCs w:val="18"/>
+          <w:lang w:val="es-419"/>
+        </w:rPr>
+      </w:pPr>
+      <w:r>
+        <w:rPr>
+          <w:rFonts w:ascii="Arial" w:hAnsi="Arial" w:cs="Arial"/>
+          <w:bCs/>
+          <w:sz w:val="18"/>
+          <w:szCs w:val="18"/>
+          <w:lang w:val="es-419"/>
+        </w:rPr>
+        <w:t xml:space="preserve"/>
+      </w:r>
+    </w:p>
+    <w:tbl>
+      <w:tblPr>
+        <w:tblW w:w="0" w:type="auto"/>
+        <w:tblInd w:w="-75" w:type="dxa"/>
+        <w:tblBorders>
+          <w:top w:val="single" w:sz="4" w:space="0" w:color="auto"/>
+          <w:left w:val="single" w:sz="4" w:space="0" w:color="auto"/>
+          <w:bottom w:val="single" w:sz="4" w:space="0" w:color="auto"/>
+          <w:right w:val="single" w:sz="4" w:space="0" w:color="auto"/>
+          <w:insideH w:val="single" w:sz="4" w:space="0" w:color="auto"/>
+          <w:insideV w:val="single" w:sz="4" w:space="0" w:color="auto"/>
+        </w:tblBorders>
+        <w:tblLayout w:type="fixed"/>
+        <w:tblCellMar>
+          <w:left w:w="105" w:type="dxa"/>
+          <w:right w:w="105" w:type="dxa"/>
+        </w:tblCellMar>
+        <w:tblLook w:val="0000" w:firstRow="0" w:lastRow="0" w:firstColumn="0" w:lastColumn="0" w:noHBand="0" w:noVBand="0"/>
+      </w:tblPr>
+      <w:tblGrid>
+        <w:gridCol w:w="2472"/>
+        <w:gridCol w:w="2472"/>
+        <w:gridCol w:w="2472"/>
+        <w:gridCol w:w="2475"/>
+      </w:tblGrid>
+      <w:tr>
+        <w:tc>
+          <w:tcPr>
+            <w:tcW w:w="2472" w:type="dxa"/>
+          </w:tcPr>
+          <w:p>
+            <w:pPr>
+              <w:rPr>
+                <w:rFonts w:ascii="Arial" w:hAnsi="Arial" w:cs="Arial"/>
+                <w:b/>
+                <w:sz w:val="18"/>
+                <w:szCs w:val="18"/>
+                <w:lang w:val="es-MX"/>
+              </w:rPr>
+            </w:pPr>
+            <w:r>
+              <w:rPr>
+                <w:rFonts w:ascii="Arial" w:hAnsi="Arial" w:cs="Arial"/>
+                <w:b/>
+                <w:sz w:val="18"/>
+                <w:szCs w:val="18"/>
+                <w:lang w:val="es-MX"/>
+              </w:rPr>
+              <w:t xml:space="preserve">Empresa</w:t>
+            </w:r>
+          </w:p>
+          <w:p>
+            <w:pPr>
+              <w:rPr>
+                <w:rFonts w:ascii="Arial" w:hAnsi="Arial" w:cs="Arial"/>
+                <w:color w:val="0070C0"/>
+                <w:sz w:val="18"/>
+                <w:szCs w:val="18"/>
+                <w:lang w:val="es-MX"/>
+              </w:rPr>
+            </w:pPr>
+            <w:r>
+              <w:rPr>
+                <w:rFonts w:ascii="Arial" w:hAnsi="Arial" w:cs="Arial"/>
+                <w:sz w:val="18"/>
+                <w:szCs w:val="18"/>
+                <w:lang w:val="es-MX"/>
+              </w:rPr>
+              <w:t xml:space="preserve">Citi Banamex (Accival) - Softtek</w:t>
+            </w:r>
+          </w:p>
+        </w:tc>
+        <w:tc>
+          <w:tcPr>
+            <w:tcW w:w="2472" w:type="dxa"/>
+          </w:tcPr>
+          <w:p>
+            <w:pPr>
+              <w:rPr>
+                <w:rFonts w:ascii="Arial" w:hAnsi="Arial" w:cs="Arial"/>
+                <w:b/>
+                <w:sz w:val="18"/>
+                <w:szCs w:val="18"/>
+                <w:lang w:val="es-MX"/>
+              </w:rPr>
+            </w:pPr>
+            <w:r>
+              <w:rPr>
+                <w:rFonts w:ascii="Arial" w:hAnsi="Arial" w:cs="Arial"/>
+                <w:b/>
+                <w:sz w:val="18"/>
+                <w:szCs w:val="18"/>
+                <w:lang w:val="es-MX"/>
+              </w:rPr>
+              <w:t xml:space="preserve">Puesto</w:t>
+            </w:r>
+          </w:p>
+          <w:p>
+            <w:pPr>
+              <w:rPr>
+                <w:rFonts w:ascii="Arial" w:hAnsi="Arial" w:cs="Arial"/>
+                <w:bCs/>
+                <w:sz w:val="18"/>
+                <w:szCs w:val="18"/>
+                <w:lang w:val="es-MX"/>
+              </w:rPr>
+            </w:pPr>
+            <w:r>
+              <w:rPr>
+                <w:rFonts w:ascii="Arial" w:hAnsi="Arial" w:cs="Arial"/>
+                <w:sz w:val="18"/>
+                <w:szCs w:val="18"/>
+                <w:lang w:val="es-MX"/>
+              </w:rPr>
+              <w:t xml:space="preserve">Ingeniero de pruebas funcionales</w:t>
+            </w:r>
+          </w:p>
+        </w:tc>
+        <w:tc>
+          <w:tcPr>
+            <w:tcW w:w="2472" w:type="dxa"/>
+          </w:tcPr>
+          <w:p>
+            <w:pPr>
+              <w:rPr>
+                <w:rFonts w:ascii="Arial" w:hAnsi="Arial" w:cs="Arial"/>
+                <w:b/>
+                <w:sz w:val="18"/>
+                <w:szCs w:val="18"/>
+                <w:lang w:val="es-MX"/>
+              </w:rPr>
+            </w:pPr>
+            <w:r>
+              <w:rPr>
+                <w:rFonts w:ascii="Arial" w:hAnsi="Arial" w:cs="Arial"/>
+                <w:b/>
+                <w:sz w:val="18"/>
+                <w:szCs w:val="18"/>
+                <w:lang w:val="es-MX"/>
+              </w:rPr>
+              <w:t xml:space="preserve">Desde:</w:t>
+            </w:r>
+          </w:p>
+          <w:p>
+            <w:pPr>
+              <w:rPr>
+                <w:rFonts w:ascii="Arial" w:hAnsi="Arial" w:cs="Arial"/>
+                <w:bCs/>
+                <w:sz w:val="18"/>
+                <w:szCs w:val="18"/>
+                <w:lang w:val="es-MX"/>
+              </w:rPr>
+            </w:pPr>
+            <w:r>
+              <w:rPr>
+                <w:rFonts w:ascii="Arial" w:hAnsi="Arial" w:cs="Arial"/>
+                <w:sz w:val="18"/>
+                <w:szCs w:val="18"/>
+                <w:lang w:val="es-MX"/>
+              </w:rPr>
+              <w:t xml:space="preserve">1 agosto 2018</w:t>
+            </w:r>
+          </w:p>
+        </w:tc>
+        <w:tc>
+          <w:tcPr>
+            <w:tcW w:w="2475" w:type="dxa"/>
+          </w:tcPr>
+          <w:p>
+            <w:pPr>
+              <w:pStyle w:val="Heading2"/>
+              <w:rPr>
+                <w:bCs w:val="0"/>
+                <w:szCs w:val="18"/>
+                <w:lang w:val="es-MX"/>
+              </w:rPr>
+            </w:pPr>
+            <w:r>
+              <w:rPr>
+                <w:bCs w:val="0"/>
+                <w:szCs w:val="18"/>
+                <w:lang w:val="es-MX"/>
+              </w:rPr>
+              <w:t xml:space="preserve">Hasta: </w:t>
+            </w:r>
+          </w:p>
+          <w:p>
+            <w:pPr>
+              <w:rPr>
+                <w:rFonts w:ascii="Arial" w:hAnsi="Arial" w:cs="Arial"/>
+                <w:sz w:val="18"/>
+                <w:szCs w:val="18"/>
+                <w:lang w:val="es-MX"/>
+              </w:rPr>
+            </w:pPr>
+            <w:r>
+              <w:rPr>
+                <w:rFonts w:ascii="Arial" w:hAnsi="Arial" w:cs="Arial"/>
+                <w:sz w:val="18"/>
+                <w:szCs w:val="18"/>
+                <w:lang w:val="es-MX"/>
+              </w:rPr>
+              <w:t xml:space="preserve">31 marzo 2020</w:t>
+            </w:r>
+          </w:p>
+        </w:tc>
+      </w:tr>
+    </w:tbl>
+    <w:p>
+      <w:pPr>
+        <w:rPr>
+          <w:rFonts w:ascii="Arial" w:hAnsi="Arial" w:cs="Arial"/>
+          <w:bCs/>
+          <w:sz w:val="18"/>
+          <w:szCs w:val="18"/>
+          <w:lang w:val="en-US"/>
+        </w:rPr>
+      </w:pPr>
+    </w:p>
+    <w:tbl>
+      <w:tblPr>
+        <w:tblW w:w="0" w:type="auto"/>
+        <w:tblInd w:w="-75" w:type="dxa"/>
+        <w:tblBorders>
+          <w:top w:val="single" w:sz="4" w:space="0" w:color="auto"/>
+          <w:left w:val="single" w:sz="4" w:space="0" w:color="auto"/>
+          <w:bottom w:val="single" w:sz="4" w:space="0" w:color="auto"/>
+          <w:right w:val="single" w:sz="4" w:space="0" w:color="auto"/>
+          <w:insideH w:val="single" w:sz="4" w:space="0" w:color="auto"/>
+          <w:insideV w:val="single" w:sz="4" w:space="0" w:color="auto"/>
+        </w:tblBorders>
+        <w:tblLayout w:type="fixed"/>
+        <w:tblCellMar>
+          <w:left w:w="105" w:type="dxa"/>
+          <w:right w:w="105" w:type="dxa"/>
+        </w:tblCellMar>
+        <w:tblLook w:val="0000" w:firstRow="0" w:lastRow="0" w:firstColumn="0" w:lastColumn="0" w:noHBand="0" w:noVBand="0"/>
+      </w:tblPr>
+      <w:tblGrid>
+        <w:gridCol w:w="2070"/>
+        <w:gridCol w:w="7821"/>
+      </w:tblGrid>
+      <w:tr>
+        <w:tc>
+          <w:tcPr>
+            <w:tcW w:w="2070" w:type="dxa"/>
+          </w:tcPr>
+          <w:p>
+            <w:pPr>
+              <w:rPr>
+                <w:rFonts w:ascii="Arial" w:hAnsi="Arial" w:cs="Arial"/>
+                <w:b/>
+                <w:bCs/>
+                <w:sz w:val="18"/>
+                <w:szCs w:val="18"/>
+              </w:rPr>
+            </w:pPr>
+            <w:r>
+              <w:rPr>
+                <w:rFonts w:ascii="Arial" w:hAnsi="Arial" w:cs="Arial"/>
+                <w:b/>
+                <w:bCs/>
+                <w:sz w:val="18"/>
+                <w:szCs w:val="18"/>
+                <w:lang w:val="es-MX"/>
+              </w:rPr>
+              <w:t xml:space="preserve">Actividades Principales</w:t>
+            </w:r>
+          </w:p>
+        </w:tc>
+        <w:tc>
+          <w:tcPr>
+            <w:tcW w:w="7821" w:type="dxa"/>
+          </w:tcPr>
+          <w:p>
+            <w:pPr>
+              <w:pStyle w:val="NoSpacing"/>
+              <w:ind w:left="0"/>
+              <w:jc w:val="both"/>
+              <w:rPr>
+                <w:sz w:val="18"/>
+                <w:szCs w:val="20"/>
+              </w:rPr>
+            </w:pPr>
+            <w:r>
+              <w:rPr>
+                <w:sz w:val="18"/>
+                <w:szCs w:val="20"/>
+              </w:rPr>
+              <w:t xml:space="preserve">• Generar Plan de Pruebas en base a los requerimientos funcionales definiendo alcance, tipos, escenarios y casos de prueba.</w:t>
+            </w:r>
+          </w:p>
+          <w:p>
+            <w:pPr>
+              <w:pStyle w:val="NoSpacing"/>
+              <w:ind w:left="0"/>
+              <w:jc w:val="both"/>
+              <w:rPr>
+                <w:szCs w:val="22"/>
+              </w:rPr>
+            </w:pPr>
+            <w:r>
+              <w:rPr>
+                <w:sz w:val="18"/>
+                <w:szCs w:val="20"/>
+              </w:rPr>
+              <w:t xml:space="preserve">• Validar criterios de aceptación verificando que el requerimiento cumpla lo necesario para iniciar la ejecución de pruebas.</w:t>
+            </w:r>
+          </w:p>
+          <w:p>
+            <w:pPr>
+              <w:pStyle w:val="NoSpacing"/>
+              <w:ind w:left="0"/>
+              <w:jc w:val="both"/>
+              <w:rPr>
+                <w:szCs w:val="22"/>
+              </w:rPr>
+            </w:pPr>
+            <w:r>
+              <w:rPr>
+                <w:sz w:val="18"/>
+                <w:szCs w:val="20"/>
+              </w:rPr>
+              <w:t xml:space="preserve">• Ejecutar pruebas estáticas verificando que el código fuente entregado cumpla con los estándares definidos.</w:t>
+            </w:r>
+          </w:p>
+          <w:p>
+            <w:pPr>
+              <w:pStyle w:val="NoSpacing"/>
+              <w:ind w:left="0"/>
+              <w:jc w:val="both"/>
+              <w:rPr>
+                <w:szCs w:val="22"/>
+              </w:rPr>
+            </w:pPr>
+            <w:r>
+              <w:rPr>
+                <w:sz w:val="18"/>
+                <w:szCs w:val="20"/>
+              </w:rPr>
+              <w:t xml:space="preserve">• Realizar pruebas de configuración verificando que los componentes contengan las configuraciones del ambiente de pruebas.</w:t>
+            </w:r>
+          </w:p>
+          <w:p>
+            <w:pPr>
+              <w:pStyle w:val="NoSpacing"/>
+              <w:ind w:left="0"/>
+              <w:jc w:val="both"/>
+              <w:rPr>
+                <w:szCs w:val="22"/>
+              </w:rPr>
+            </w:pPr>
+            <w:r>
+              <w:rPr>
+                <w:sz w:val="18"/>
+                <w:szCs w:val="20"/>
+              </w:rPr>
+              <w:t xml:space="preserve">• Ambientar generando compilados y solicitando actualización de ambientes de pruebas a partir del código y objetos entregados por Desarrollo.</w:t>
+            </w:r>
+          </w:p>
+          <w:p>
+            <w:pPr>
+              <w:pStyle w:val="NoSpacing"/>
+              <w:ind w:left="0"/>
+              <w:jc w:val="both"/>
+              <w:rPr>
+                <w:szCs w:val="22"/>
+              </w:rPr>
+            </w:pPr>
+            <w:r>
+              <w:rPr>
+                <w:sz w:val="18"/>
+                <w:szCs w:val="20"/>
+              </w:rPr>
+              <w:t xml:space="preserve">• Ejecutar pruebas de Aseguramiento de la Calidad (QA) verificando que la funcionalidad cumpla con los requerimientos del cambio en base a casos de prueba definidos.</w:t>
+            </w:r>
+          </w:p>
+          <w:p>
+            <w:pPr>
+              <w:pStyle w:val="NoSpacing"/>
+              <w:ind w:left="0"/>
+              <w:jc w:val="both"/>
+              <w:rPr>
+                <w:szCs w:val="22"/>
+              </w:rPr>
+            </w:pPr>
+            <w:r>
+              <w:rPr>
+                <w:sz w:val="18"/>
+                <w:szCs w:val="20"/>
+              </w:rPr>
+              <w:t xml:space="preserve">• Registrar y documentar los defectos detectados durante la ejecución de las pruebas.</w:t>
+            </w:r>
+          </w:p>
+          <w:p>
+            <w:pPr>
+              <w:pStyle w:val="NoSpacing"/>
+              <w:ind w:left="0"/>
+              <w:jc w:val="both"/>
+              <w:rPr>
+                <w:szCs w:val="22"/>
+              </w:rPr>
+            </w:pPr>
+            <w:r>
+              <w:rPr>
+                <w:sz w:val="18"/>
+                <w:szCs w:val="20"/>
+              </w:rPr>
+              <w:t xml:space="preserve">• Generar reportes de ejecución diaria a las partes interesadas del proyecto.</w:t>
+            </w:r>
+          </w:p>
+          <w:p>
+            <w:pPr>
+              <w:pStyle w:val="NoSpacing"/>
+              <w:ind w:left="0"/>
+              <w:jc w:val="both"/>
+              <w:rPr>
+                <w:szCs w:val="22"/>
+              </w:rPr>
+            </w:pPr>
+            <w:r>
+              <w:rPr>
+                <w:sz w:val="18"/>
+                <w:szCs w:val="20"/>
+              </w:rPr>
+              <w:t xml:space="preserve">• Realizar la documentación de cierre del proceso de pruebas y el registro cerrado en ALM.</w:t>
+            </w:r>
+          </w:p>
+          <w:p>
+            <w:pPr>
+              <w:pStyle w:val="NoSpacing"/>
+              <w:ind w:left="0"/>
+              <w:jc w:val="both"/>
+              <w:rPr>
+                <w:szCs w:val="22"/>
+              </w:rPr>
+            </w:pPr>
+            <w:r>
+              <w:rPr>
+                <w:sz w:val="18"/>
+                <w:szCs w:val="20"/>
+              </w:rPr>
+              <w:t xml:space="preserve">• Ejecutar Checker de Aseguramiento de la Calidad (QA) para verificar que las pruebas se hayan ejecutado de acuerdo a lo definido en los planes.</w:t>
+            </w:r>
+          </w:p>
+          <w:p>
+            <w:pPr>
+              <w:pStyle w:val="NoSpacing"/>
+              <w:ind w:left="0"/>
+              <w:jc w:val="both"/>
+              <w:rPr>
+                <w:szCs w:val="22"/>
+              </w:rPr>
+            </w:pPr>
+            <w:r>
+              <w:rPr>
+                <w:sz w:val="18"/>
+                <w:szCs w:val="20"/>
+              </w:rPr>
+              <w:t xml:space="preserve"/>
+            </w:r>
+          </w:p>
+        </w:tc>
+      </w:tr>
+    </w:tbl>
+    <w:p>
+      <w:pPr>
+        <w:rPr>
+          <w:rFonts w:ascii="Arial" w:hAnsi="Arial" w:cs="Arial"/>
+          <w:bCs/>
+          <w:sz w:val="18"/>
+          <w:szCs w:val="18"/>
+          <w:lang w:val="es-419"/>
+        </w:rPr>
+      </w:pPr>
+      <w:r>
+        <w:rPr>
+          <w:rFonts w:ascii="Arial" w:hAnsi="Arial" w:cs="Arial"/>
+          <w:bCs/>
+          <w:sz w:val="18"/>
+          <w:szCs w:val="18"/>
+          <w:lang w:val="es-419"/>
+        </w:rPr>
+        <w:t xml:space="preserve"/>
+      </w:r>
+      <w:r>
+        <w:rPr>
+          <w:rFonts w:ascii="Arial" w:hAnsi="Arial" w:cs="Arial"/>
+          <w:bCs/>
+          <w:sz w:val="18"/>
+          <w:szCs w:val="18"/>
+          <w:lang w:val="es-MX"/>
+        </w:rPr>
+        <w:t xml:space="preserve"/>
+      </w:r>
     </w:p>
     <w:p>
       <w:pPr>
@@ -783,6 +1785,16 @@
           <w:lang w:val="es-MX"/>
         </w:rPr>
       </w:pPr>
+      <w:r>
+        <w:rPr>
+          <w:rFonts w:ascii="Arial" w:hAnsi="Arial" w:cs="Arial"/>
+          <w:bCs/>
+          <w:sz w:val="18"/>
+          <w:szCs w:val="18"/>
+          <w:lang w:val="es-MX"/>
+        </w:rPr>
+        <w:t xml:space="preserve"/>
+      </w:r>
       <w:r>
         <w:rPr>
           <w:rFonts w:ascii="Arial" w:hAnsi="Arial" w:cs="Arial"/>
@@ -792,7 +1804,7 @@
           <w:u w:val="single"/>
           <w:lang w:val="es-MX"/>
         </w:rPr>
-        <w:t>HISTORIAL PROFESIONAL ADICIONAL</w:t>
+        <w:t xml:space="preserve">HISTORIAL PROFESIONAL ADICIONAL</w:t>
       </w:r>
     </w:p>
     <w:p>
@@ -824,7 +1836,7 @@
           <w:szCs w:val="18"/>
           <w:lang w:val="es-MX"/>
         </w:rPr>
-        <w:t>La experiencia abarca desde julio de 2011 hasta diciembre de 2022</w:t>
+        <w:t xml:space="preserve">La experiencia abarca desde 01 julio de 2011 hasta 31 julio de 2018</w:t>
       </w:r>
     </w:p>
     <w:p>
@@ -857,7 +1869,7 @@
           <w:szCs w:val="18"/>
           <w:lang w:val="es-MX"/>
         </w:rPr>
-        <w:t>Durante este período se desempeñaron funciones como Ingeniero de pruebas funcionales y Líder de pruebas funcionales. Las responsabilidades incluyeron planificación y ejecución de pruebas, generación de artefactos de prueba, gestión de incidencias y administración de recursos de prueba. Se trabajó en la coordinación con stakeholders y en la elaboración de reportes de avance y cierre. Las funciones reflejan evolución hacia roles de liderazgo en procesos de aseguramiento de la calidad.</w:t>
+        <w:t xml:space="preserve">Durante este período me desempeñé en funciones orientadas a pruebas de software y aseguramiento de calidad. Asumí roles como Ingeniero de pruebas funcionales, Líder de pruebas funcionales y Líder de pruebas funcionales (backup), coordinando equipos, gestionando incidencias y administrando datos y configuraciones de ambientes. Generé planes y artefactos de prueba, revisé y documenté evidencias y elaboré reportes para las partes interesadas, contribuyendo a la estabilidad operativa y al cumplimiento de los requerimientos funcionales.</w:t>
       </w:r>
     </w:p>
     <w:p>
@@ -883,6 +1895,16 @@
           <w:lang w:val="es-MX"/>
         </w:rPr>
       </w:pPr>
+      <w:r>
+        <w:rPr>
+          <w:rFonts w:ascii="Arial" w:hAnsi="Arial" w:cs="Arial"/>
+          <w:bCs/>
+          <w:sz w:val="18"/>
+          <w:szCs w:val="18"/>
+          <w:lang w:val="es-MX"/>
+        </w:rPr>
+        <w:t xml:space="preserve"/>
+      </w:r>
     </w:p>
     <w:p>
       <w:pPr>
@@ -937,7 +1959,18 @@
           <w:u w:val="single"/>
           <w:lang w:val="es-MX"/>
         </w:rPr>
-        <w:t>NIVEL DE ESTUDIOS:</w:t>
+        <w:t>FORMACIÓN ACADÉMICA</w:t>
+      </w:r>
+      <w:r>
+        <w:rPr>
+          <w:rFonts w:ascii="Arial" w:hAnsi="Arial" w:cs="Arial"/>
+          <w:b/>
+          <w:sz w:val="18"/>
+          <w:szCs w:val="18"/>
+          <w:u w:val="single"/>
+          <w:lang w:val="es-MX"/>
+        </w:rPr>
+        <w:t xml:space="preserve">:</w:t>
       </w:r>
     </w:p>
     <w:p>
@@ -980,6 +2013,7 @@
             <w:pPr>
               <w:rPr>
                 <w:rFonts w:ascii="Arial" w:hAnsi="Arial" w:cs="Arial"/>
+                <w:bCs/>
                 <w:sz w:val="18"/>
                 <w:szCs w:val="18"/>
                 <w:lang w:val="es-MX"/>
@@ -993,8 +2027,38 @@
                 <w:szCs w:val="18"/>
                 <w:lang w:val="es-MX"/>
               </w:rPr>
-              <w:t>Licenciatura en Informática Administrativa</w:t>
+              <w:t xml:space="preserve">Licenciatura en Informática Administrativa</w:t>
             </w:r>
+            <w:r>
+              <w:rPr>
+                <w:rFonts w:ascii="Arial" w:hAnsi="Arial" w:cs="Arial"/>
+                <w:bCs/>
+                <w:sz w:val="18"/>
+                <w:szCs w:val="18"/>
+                <w:lang w:val="es-MX"/>
+              </w:rPr>
+              <w:t xml:space="preserve"> - </w:t>
+            </w:r>
+            <w:r>
+              <w:rPr>
+                <w:rFonts w:ascii="Arial" w:hAnsi="Arial" w:cs="Arial"/>
+                <w:bCs/>
+                <w:sz w:val="18"/>
+                <w:szCs w:val="18"/>
+                <w:lang w:val="es-MX"/>
+              </w:rPr>
+              <w:t xml:space="preserve">2001-2004</w:t>
+            </w:r>
+          </w:p>
+          <w:p>
+            <w:pPr>
+              <w:rPr>
+                <w:rFonts w:ascii="Arial" w:hAnsi="Arial" w:cs="Arial"/>
+                <w:sz w:val="18"/>
+                <w:szCs w:val="18"/>
+                <w:lang w:val="es-MX"/>
+              </w:rPr>
+            </w:pPr>
           </w:p>
         </w:tc>
         <w:tc>
@@ -1018,7 +2082,7 @@
                 <w:szCs w:val="18"/>
                 <w:lang w:val="es-MX"/>
               </w:rPr>
-              <w:t>Cuautitlán Izcalli, Estado de México</w:t>
+              <w:t xml:space="preserve">Cuautitlán Izcalli, Estado de México</w:t>
             </w:r>
           </w:p>
           <w:p>
@@ -1055,7 +2119,49 @@
                 <w:szCs w:val="18"/>
                 <w:lang w:val="es-MX"/>
               </w:rPr>
-              <w:t>2001-2004</w:t>
+              <w:t xml:space="preserve">Cédula Profesional</w:t>
+            </w:r>
+          </w:p>
+          <w:p>
+            <w:pPr>
+              <w:rPr>
+                <w:rFonts w:ascii="Arial" w:hAnsi="Arial" w:cs="Arial"/>
+                <w:bCs/>
+                <w:sz w:val="18"/>
+                <w:szCs w:val="18"/>
+                <w:lang w:val="es-MX"/>
+              </w:rPr>
+            </w:pPr>
+            <w:r>
+              <w:rPr>
+                <w:rFonts w:ascii="Arial" w:hAnsi="Arial" w:cs="Arial"/>
+                <w:bCs/>
+                <w:sz w:val="18"/>
+                <w:szCs w:val="18"/>
+                <w:lang w:val="es-MX"/>
+              </w:rPr>
+              <w:t xml:space="preserve">7873894</w:t>
+            </w:r>
+          </w:p>
+          <w:p>
+            <w:pPr>
+              <w:rPr>
+                <w:rFonts w:ascii="Arial" w:hAnsi="Arial" w:cs="Arial"/>
+                <w:bCs/>
+                <w:sz w:val="18"/>
+                <w:szCs w:val="18"/>
+                <w:lang w:val="es-MX"/>
+              </w:rPr>
+            </w:pPr>
+            <w:r>
+              <w:rPr>
+                <w:rFonts w:ascii="Arial" w:hAnsi="Arial" w:cs="Arial"/>
+                <w:bCs/>
+                <w:sz w:val="18"/>
+                <w:szCs w:val="18"/>
+                <w:lang w:val="es-MX"/>
+              </w:rPr>
+              <w:t xml:space="preserve">3/12/2012</w:t>
             </w:r>
           </w:p>
         </w:tc>
@@ -1083,6 +2189,26 @@
           <w:lang w:val="es-MX"/>
         </w:rPr>
       </w:pPr>
+      <w:r>
+        <w:rPr>
+          <w:rFonts w:ascii="Arial" w:hAnsi="Arial" w:cs="Arial"/>
+          <w:bCs/>
+          <w:sz w:val="18"/>
+          <w:szCs w:val="18"/>
+          <w:lang w:val="es-MX"/>
+        </w:rPr>
+        <w:t xml:space="preserve"/>
+      </w:r>
+      <w:r>
+        <w:rPr>
+          <w:rFonts w:ascii="Arial" w:hAnsi="Arial" w:cs="Arial"/>
+          <w:bCs/>
+          <w:sz w:val="18"/>
+          <w:szCs w:val="18"/>
+          <w:lang w:val="en-US"/>
+        </w:rPr>
+        <w:t xml:space="preserve"/>
+      </w:r>
       <w:r>
         <w:rPr>
           <w:rFonts w:ascii="Arial" w:hAnsi="Arial" w:cs="Arial"/>
@@ -1093,127 +2219,7 @@
           <w:u w:val="single"/>
           <w:lang w:val="es-MX"/>
         </w:rPr>
-        <w:t>CERTIFICACIONES</w:t>
-      </w:r>
-    </w:p>
-    <w:p>
-      <w:pPr>
-        <w:rPr>
-          <w:lang w:val="es-MX"/>
-        </w:rPr>
-      </w:pPr>
-    </w:p>
-    <w:tbl>
-      <w:tblPr>
-        <w:tblW w:w="0" w:type="auto"/>
-        <w:tblInd w:w="-72" w:type="dxa"/>
-        <w:tblBorders>
-          <w:top w:val="single" w:sz="4" w:space="0" w:color="auto"/>
-          <w:left w:val="single" w:sz="4" w:space="0" w:color="auto"/>
-          <w:bottom w:val="single" w:sz="4" w:space="0" w:color="auto"/>
-          <w:right w:val="single" w:sz="4" w:space="0" w:color="auto"/>
-          <w:insideH w:val="single" w:sz="4" w:space="0" w:color="auto"/>
-          <w:insideV w:val="single" w:sz="4" w:space="0" w:color="auto"/>
-        </w:tblBorders>
-        <w:tblLook w:val="0000" w:firstRow="0" w:lastRow="0" w:firstColumn="0" w:lastColumn="0" w:noHBand="0" w:noVBand="0"/>
-      </w:tblPr>
-      <w:tblGrid>
-        <w:gridCol w:w="7602"/>
-        <w:gridCol w:w="2248"/>
-      </w:tblGrid>
-      <w:tr>
-        <w:trPr>
-          <w:trHeight w:val="300"/>
-        </w:trPr>
-        <w:tc>
-          <w:tcPr>
-            <w:tcW w:w="7602" w:type="dxa"/>
-          </w:tcPr>
-          <w:p>
-            <w:pPr>
-              <w:pStyle w:val="BodyText3"/>
-              <w:spacing w:after="40"/>
-              <w:ind w:right="51"/>
-              <w:rPr>
-                <w:rFonts w:ascii="Arial" w:eastAsia="Times New Roman" w:hAnsi="Arial" w:cs="Arial"/>
-                <w:bCs/>
-                <w:sz w:val="18"/>
-                <w:szCs w:val="18"/>
-                <w:lang w:val="es-MX" w:eastAsia="es-ES"/>
-              </w:rPr>
-            </w:pPr>
-            <w:r>
-              <w:rPr>
-                <w:rFonts w:ascii="Arial" w:eastAsia="Times New Roman" w:hAnsi="Arial" w:cs="Arial"/>
-                <w:bCs/>
-                <w:sz w:val="18"/>
-                <w:szCs w:val="18"/>
-                <w:lang w:val="es-MX" w:eastAsia="es-ES"/>
-              </w:rPr>
-              <w:t>- ISTQB Certified Tester</w:t>
-            </w:r>
-          </w:p>
-        </w:tc>
-        <w:tc>
-          <w:tcPr>
-            <w:tcW w:w="2248" w:type="dxa"/>
-          </w:tcPr>
-          <w:p>
-            <w:pPr>
-              <w:rPr>
-                <w:rFonts w:ascii="Arial" w:hAnsi="Arial" w:cs="Arial"/>
-                <w:sz w:val="18"/>
-                <w:szCs w:val="18"/>
-                <w:lang w:val="es-MX"/>
-              </w:rPr>
-            </w:pPr>
-            <w:r>
-              <w:rPr>
-                <w:rFonts w:ascii="Arial" w:hAnsi="Arial" w:cs="Arial"/>
-                <w:sz w:val="18"/>
-                <w:szCs w:val="18"/>
-                <w:lang w:val="es-MX"/>
-              </w:rPr>
-              <w:t>2016</w:t>
-            </w:r>
-          </w:p>
-        </w:tc>
-      </w:tr>
-    </w:tbl>
-    <w:p>
-      <w:pPr>
-        <w:jc w:val="both"/>
-        <w:rPr>
-          <w:rFonts w:ascii="Arial" w:hAnsi="Arial" w:cs="Arial"/>
-          <w:bCs/>
-          <w:sz w:val="18"/>
-          <w:szCs w:val="18"/>
-          <w:lang w:val="en-US"/>
-        </w:rPr>
-      </w:pPr>
-    </w:p>
-    <w:p>
-      <w:pPr>
-        <w:jc w:val="both"/>
-        <w:rPr>
-          <w:rFonts w:ascii="Arial" w:hAnsi="Arial" w:cs="Arial"/>
-          <w:bCs/>
-          <w:sz w:val="18"/>
-          <w:szCs w:val="18"/>
-          <w:lang w:val="en-US"/>
-        </w:rPr>
-      </w:pPr>
-      <w:r>
-        <w:rPr>
-          <w:rFonts w:ascii="Arial" w:hAnsi="Arial" w:cs="Arial"/>
-          <w:b/>
-          <w:bCs/>
-          <w:sz w:val="18"/>
-          <w:szCs w:val="18"/>
-          <w:u w:val="single"/>
-          <w:lang w:val="es-MX"/>
-        </w:rPr>
-        <w:t>CURSOS</w:t>
+        <w:t xml:space="preserve">CURSOS</w:t>
       </w:r>
     </w:p>
     <w:p>
@@ -1270,7 +2276,37 @@
                 <w:szCs w:val="18"/>
                 <w:lang w:val="es-MX"/>
               </w:rPr>
-              <w:t>- Srum Fundamentals Certified</w:t>
+              <w:t xml:space="preserve">- Scrum Fundamentals Certified</w:t>
+            </w:r>
+          </w:p>
+        </w:tc>
+      </w:tr>
+      <w:tr>
+        <w:trPr>
+          <w:trHeight w:val="300"/>
+        </w:trPr>
+        <w:tc>
+          <w:tcPr>
+            <w:tcW w:w="9850" w:type="dxa"/>
+          </w:tcPr>
+          <w:p>
+            <w:pPr>
+              <w:rPr>
+                <w:rFonts w:ascii="Arial" w:hAnsi="Arial" w:cs="Arial"/>
+                <w:sz w:val="18"/>
+                <w:szCs w:val="18"/>
+                <w:lang w:val="es-MX"/>
+              </w:rPr>
+            </w:pPr>
+            <w:r>
+              <w:rPr>
+                <w:rFonts w:ascii="Arial" w:hAnsi="Arial" w:cs="Arial"/>
+                <w:bCs/>
+                <w:sz w:val="18"/>
+                <w:szCs w:val="18"/>
+                <w:lang w:val="es-MX"/>
+              </w:rPr>
+              <w:t xml:space="preserve">- ISTQB Certified Tester - Junta Internacional de Calificaciones de Pruebas de Software (ISTQB)</w:t>
             </w:r>
           </w:p>
         </w:tc>
@@ -1287,63 +2323,320 @@
           <w:lang w:val="en-US"/>
         </w:rPr>
       </w:pPr>
-    </w:p>
-    <w:p>
       <w:r>
-        <w:br w:type="page"/>
+        <w:rPr>
+          <w:rFonts w:ascii="Arial" w:hAnsi="Arial" w:cs="Arial"/>
+          <w:bCs/>
+          <w:sz w:val="18"/>
+          <w:szCs w:val="18"/>
+          <w:lang w:val="en-US"/>
+        </w:rPr>
+        <w:t xml:space="preserve"/>
       </w:r>
     </w:p>
     <w:p>
-      <w:r>
+      <w:pPr>
+        <w:jc w:val="both"/>
         <w:rPr>
-          <w:noProof/>
+          <w:rFonts w:ascii="Arial" w:hAnsi="Arial" w:cs="Arial"/>
+          <w:bCs/>
+          <w:sz w:val="18"/>
+          <w:szCs w:val="18"/>
+          <w:lang w:val="en-US"/>
         </w:rPr>
-        <w:pict w14:anchorId="4B1915EC">
-          <v:shapetype id="_x0000_t75" coordsize="21600,21600" o:spt="75" o:preferrelative="t" path="m@4@5l@4@11@9@11@9@5xe" filled="f" stroked="f">
-            <v:stroke joinstyle="miter"/>
-            <v:formulas>
-              <v:f eqn="if lineDrawn pixelLineWidth 0"/>
-              <v:f eqn="sum @0 1 0"/>
-              <v:f eqn="sum 0 0 @1"/>
-              <v:f eqn="prod @2 1 2"/>
-              <v:f eqn="prod @3 21600 pixelWidth"/>
-              <v:f eqn="prod @3 21600 pixelHeight"/>
-              <v:f eqn="sum @0 0 1"/>
-              <v:f eqn="prod @6 1 2"/>
-              <v:f eqn="prod @7 21600 pixelWidth"/>
-              <v:f eqn="sum @8 21600 0"/>
-              <v:f eqn="prod @7 21600 pixelHeight"/>
-              <v:f eqn="sum @10 21600 0"/>
-            </v:formulas>
-            <v:path o:extrusionok="f" gradientshapeok="t" o:connecttype="rect"/>
-            <o:lock v:ext="edit" aspectratio="t"/>
-          </v:shapetype>
-          <v:shape id="Picture 1" o:spid="_x0000_i1025" type="#_x0000_t75" style="width:203.25pt;height:333pt;visibility:visible;mso-wrap-style:square">
-            <v:imagedata r:id="rId11" o:title=""/>
-          </v:shape>
-        </w:pict>
-      </w:r>
+      </w:pPr>
     </w:p>
     <w:p>
-      <w:r>
-        <w:br w:type="page"/>
-      </w:r>
+      <w:pPr>
+        <w:jc w:val="both"/>
+        <w:rPr>
+          <w:rFonts w:ascii="Arial" w:hAnsi="Arial" w:cs="Arial"/>
+          <w:bCs/>
+          <w:sz w:val="18"/>
+          <w:szCs w:val="18"/>
+          <w:lang w:val="en-US"/>
+        </w:rPr>
+      </w:pPr>
     </w:p>
     <w:p>
-      <w:r>
+      <w:pPr>
+        <w:jc w:val="both"/>
         <w:rPr>
-          <w:noProof/>
+          <w:rFonts w:ascii="Arial" w:hAnsi="Arial" w:cs="Arial"/>
+          <w:bCs/>
+          <w:sz w:val="18"/>
+          <w:szCs w:val="18"/>
+          <w:lang w:val="en-US"/>
         </w:rPr>
-        <w:pict w14:anchorId="230267A8">
-          <v:shape id="Picture 2" o:spid="_x0000_i1026" type="#_x0000_t75" style="width:6in;height:611.25pt;visibility:visible;mso-wrap-style:square">
-            <v:imagedata r:id="rId12" o:title=""/>
-          </v:shape>
-        </w:pict>
-      </w:r>
+      </w:pPr>
+    </w:p>
+    <w:p>
+      <w:pPr>
+        <w:jc w:val="both"/>
+        <w:rPr>
+          <w:rFonts w:ascii="Arial" w:hAnsi="Arial" w:cs="Arial"/>
+          <w:bCs/>
+          <w:sz w:val="18"/>
+          <w:szCs w:val="18"/>
+          <w:lang w:val="es-MX"/>
+        </w:rPr>
+      </w:pPr>
+    </w:p>
+    <w:p>
+      <w:pPr>
+        <w:jc w:val="both"/>
+        <w:rPr>
+          <w:rFonts w:ascii="Arial" w:hAnsi="Arial" w:cs="Arial"/>
+          <w:bCs/>
+          <w:sz w:val="18"/>
+          <w:szCs w:val="18"/>
+          <w:lang w:val="es-MX"/>
+        </w:rPr>
+      </w:pPr>
+    </w:p>
+    <w:p>
+      <w:pPr>
+        <w:jc w:val="both"/>
+        <w:rPr>
+          <w:rFonts w:ascii="Arial" w:hAnsi="Arial" w:cs="Arial"/>
+          <w:bCs/>
+          <w:sz w:val="18"/>
+          <w:szCs w:val="18"/>
+          <w:lang w:val="es-MX"/>
+        </w:rPr>
+      </w:pPr>
+    </w:p>
+    <w:tbl>
+      <w:tblPr>
+        <w:tblW w:w="0" w:type="auto"/>
+        <w:tblLook w:val="04A0" w:firstRow="1" w:lastRow="0" w:firstColumn="1" w:lastColumn="0" w:noHBand="0" w:noVBand="1"/>
+      </w:tblPr>
+      <w:tblGrid>
+        <w:gridCol w:w="4889"/>
+        <w:gridCol w:w="4889"/>
+      </w:tblGrid>
+      <w:tr>
+        <w:tc>
+          <w:tcPr>
+            <w:tcW w:w="4889" w:type="dxa"/>
+            <w:vAlign w:val="center"/>
+          </w:tcPr>
+          <w:p>
+            <w:pPr>
+              <w:ind w:left="708" w:hanging="708"/>
+              <w:jc w:val="center"/>
+              <w:rPr>
+                <w:rFonts w:ascii="Arial" w:hAnsi="Arial" w:cs="Arial"/>
+                <w:bCs/>
+                <w:sz w:val="18"/>
+                <w:szCs w:val="18"/>
+                <w:lang w:val="en-US"/>
+              </w:rPr>
+            </w:pPr>
+            <w:r>
+              <w:rPr>
+                <w:rFonts w:ascii="Arial" w:hAnsi="Arial" w:cs="Arial"/>
+                <w:bCs/>
+                <w:sz w:val="18"/>
+                <w:szCs w:val="18"/>
+                <w:lang w:val="en-US"/>
+              </w:rPr>
+              <w:t>______________________________________</w:t>
+            </w:r>
+          </w:p>
+          <w:p>
+            <w:pPr>
+              <w:pStyle w:val="Title"/>
+              <w:ind w:left="708" w:hanging="708"/>
+              <w:rPr>
+                <w:b/>
+                <w:bCs/>
+                <w:sz w:val="18"/>
+                <w:szCs w:val="18"/>
+                <w:lang w:val="es-MX"/>
+              </w:rPr>
+            </w:pPr>
+            <w:r>
+              <w:rPr>
+                <w:b/>
+                <w:bCs/>
+                <w:sz w:val="18"/>
+                <w:szCs w:val="18"/>
+                <w:lang w:val="es-MX"/>
+              </w:rPr>
+              <w:t xml:space="preserve">David Romero Muñoz</w:t>
+            </w:r>
+          </w:p>
+          <w:p>
+            <w:pPr>
+              <w:pStyle w:val="Title"/>
+              <w:rPr>
+                <w:b/>
+                <w:bCs/>
+                <w:sz w:val="18"/>
+                <w:szCs w:val="18"/>
+                <w:lang w:val="es-MX"/>
+              </w:rPr>
+            </w:pPr>
+            <w:r>
+              <w:rPr>
+                <w:b/>
+                <w:bCs/>
+                <w:sz w:val="18"/>
+                <w:szCs w:val="18"/>
+                <w:lang w:val="es-MX"/>
+              </w:rPr>
+              <w:t xml:space="preserve">Tester</w:t>
+            </w:r>
+          </w:p>
+          <w:p>
+            <w:pPr>
+              <w:pStyle w:val="Title"/>
+              <w:jc w:val="left"/>
+              <w:rPr>
+                <w:b/>
+                <w:bCs/>
+                <w:color w:val="0070C0"/>
+                <w:sz w:val="18"/>
+                <w:szCs w:val="18"/>
+                <w:lang w:val="es-MX"/>
+              </w:rPr>
+            </w:pPr>
+          </w:p>
+        </w:tc>
+        <w:tc>
+          <w:tcPr>
+            <w:tcW w:w="4889" w:type="dxa"/>
+            <w:vAlign w:val="center"/>
+          </w:tcPr>
+          <w:p>
+            <w:pPr>
+              <w:jc w:val="center"/>
+              <w:rPr>
+                <w:rFonts w:ascii="Arial" w:hAnsi="Arial" w:cs="Arial"/>
+                <w:bCs/>
+                <w:sz w:val="18"/>
+                <w:szCs w:val="18"/>
+                <w:lang w:val="es-MX"/>
+              </w:rPr>
+            </w:pPr>
+            <w:r>
+              <w:rPr>
+                <w:rFonts w:ascii="Arial" w:hAnsi="Arial" w:cs="Arial"/>
+                <w:bCs/>
+                <w:sz w:val="18"/>
+                <w:szCs w:val="18"/>
+                <w:lang w:val="es-MX"/>
+              </w:rPr>
+              <w:t>______________________________________</w:t>
+            </w:r>
+          </w:p>
+          <w:p>
+            <w:pPr>
+              <w:jc w:val="center"/>
+              <w:rPr>
+                <w:rFonts w:ascii="Arial" w:hAnsi="Arial" w:cs="Arial"/>
+                <w:b/>
+                <w:sz w:val="18"/>
+                <w:szCs w:val="18"/>
+                <w:lang w:val="es-MX"/>
+              </w:rPr>
+            </w:pPr>
+            <w:r>
+              <w:rPr>
+                <w:rFonts w:ascii="Arial" w:hAnsi="Arial" w:cs="Arial"/>
+                <w:b/>
+                <w:sz w:val="18"/>
+                <w:szCs w:val="18"/>
+                <w:lang w:val="es-MX"/>
+              </w:rPr>
+              <w:t>Ángel Eduardo Guerrero García</w:t>
+            </w:r>
+          </w:p>
+          <w:p>
+            <w:pPr>
+              <w:jc w:val="center"/>
+              <w:rPr>
+                <w:rFonts w:ascii="Arial" w:hAnsi="Arial" w:cs="Arial"/>
+                <w:b/>
+                <w:sz w:val="18"/>
+                <w:szCs w:val="18"/>
+                <w:lang w:val="es-MX"/>
+              </w:rPr>
+            </w:pPr>
+            <w:r>
+              <w:rPr>
+                <w:rFonts w:ascii="Arial" w:hAnsi="Arial" w:cs="Arial"/>
+                <w:b/>
+                <w:sz w:val="18"/>
+                <w:szCs w:val="18"/>
+                <w:lang w:val="es-MX"/>
+              </w:rPr>
+              <w:t>Representante legal</w:t>
+            </w:r>
+          </w:p>
+          <w:p>
+            <w:pPr>
+              <w:jc w:val="center"/>
+              <w:rPr>
+                <w:rFonts w:ascii="Arial" w:hAnsi="Arial" w:cs="Arial"/>
+                <w:b/>
+                <w:sz w:val="18"/>
+                <w:szCs w:val="18"/>
+                <w:lang w:val="es-MX"/>
+              </w:rPr>
+            </w:pPr>
+            <w:r>
+              <w:rPr>
+                <w:rFonts w:ascii="Arial" w:hAnsi="Arial" w:cs="Arial"/>
+                <w:b/>
+                <w:sz w:val="18"/>
+                <w:szCs w:val="18"/>
+                <w:lang w:val="es-MX"/>
+              </w:rPr>
+              <w:t>BFS Ingeniería Aplicada S. A. de C. V.</w:t>
+            </w:r>
+          </w:p>
+        </w:tc>
+      </w:tr>
+    </w:tbl>
+    <w:p>
+      <w:pPr>
+        <w:jc w:val="both"/>
+        <w:rPr>
+          <w:rFonts w:ascii="Arial" w:hAnsi="Arial" w:cs="Arial"/>
+          <w:bCs/>
+          <w:sz w:val="18"/>
+          <w:szCs w:val="18"/>
+          <w:lang w:val="es-MX"/>
+        </w:rPr>
+      </w:pPr>
+    </w:p>
+    <w:p>
+      <w:pPr>
+        <w:ind w:left="708" w:hanging="708"/>
+        <w:rPr>
+          <w:b/>
+          <w:bCs/>
+          <w:color w:val="0070C0"/>
+          <w:lang w:val="es-MX"/>
+        </w:rPr>
+      </w:pPr>
+    </w:p>
+    <w:p>
+      <w:pPr>
+        <w:rPr>
+          <w:rFonts w:ascii="Arial" w:hAnsi="Arial" w:cs="Arial"/>
+          <w:bCs/>
+          <w:sz w:val="18"/>
+          <w:szCs w:val="18"/>
+          <w:lang w:val="es-MX"/>
+        </w:rPr>
+      </w:pPr>
     </w:p>
     <w:sectPr>
-      <w:headerReference w:type="default" r:id="rId13"/>
-      <w:footerReference w:type="default" r:id="rId14"/>
+      <w:headerReference w:type="default" r:id="rId11"/>
+      <w:footerReference w:type="default" r:id="rId12"/>
       <w:pgSz w:w="12240" w:h="15840"/>
       <w:pgMar w:top="1418" w:right="1260" w:bottom="1134" w:left="1418" w:header="720" w:footer="720" w:gutter="0"/>
       <w:cols w:space="720"/>
@@ -1375,46 +2668,6 @@
 <w:ftr xmlns:wpc="http://schemas.microsoft.com/office/word/2010/wordprocessingCanvas" xmlns:cx="http://schemas.microsoft.com/office/drawing/2014/chartex" xmlns:cx1="http://schemas.microsoft.com/office/drawing/2015/9/8/chartex" xmlns:cx2="http://schemas.microsoft.com/office/drawing/2015/10/21/chartex" xmlns:cx3="http://schemas.microsoft.com/office/drawing/2016/5/9/chartex" xmlns:cx4="http://schemas.microsoft.com/office/drawing/2016/5/10/chartex" xmlns:cx5="http://schemas.microsoft.com/office/drawing/2016/5/11/chartex" xmlns:cx6="http://schemas.microsoft.com/office/drawing/2016/5/12/chartex" xmlns:cx7="http://schemas.microsoft.com/office/drawing/2016/5/13/chartex" xmlns:cx8="http://schemas.microsoft.com/office/drawing/2016/5/14/chartex" xmlns:mc="http://schemas.openxmlformats.org/markup-compatibility/2006" xmlns:aink="http://schemas.microsoft.com/office/drawing/2016/ink" xmlns:am3d="http://schemas.microsoft.com/office/drawing/2017/model3d" xmlns:o="urn:schemas-microsoft-com:office:office" xmlns:oel="http://schemas.microsoft.com/office/2019/extlst" xmlns:r="http://schemas.openxmlformats.org/officeDocument/2006/relationships" xmlns:m="http://schemas.openxmlformats.org/officeDocument/2006/math" xmlns:v="urn:schemas-microsoft-com:vml" xmlns:wp14="http://schemas.microsoft.com/office/word/2010/wordprocessingDrawing" xmlns:wp="http://schemas.openxmlformats.org/drawingml/2006/wordprocessingDrawing" xmlns:w10="urn:schemas-microsoft-com:office:word" xmlns:w="http://schemas.openxmlformats.org/wordprocessingml/2006/main" xmlns:w14="http://schemas.microsoft.com/office/word/2010/wordml" xmlns:w15="http://schemas.microsoft.com/office/word/2012/wordml" xmlns:w16cex="http://schemas.microsoft.com/office/word/2018/wordml/cex" xmlns:w16cid="http://schemas.microsoft.com/office/word/2016/wordml/cid" xmlns:w16="http://schemas.microsoft.com/office/word/2018/wordml" xmlns:w16du="http://schemas.microsoft.com/office/word/2023/wordml/word16du" xmlns:w16sdtdh="http://schemas.microsoft.com/office/word/2020/wordml/sdtdatahash" xmlns:w16sdtfl="http://schemas.microsoft.com/office/word/2024/wordml/sdtformatlock" xmlns:w16se="http://schemas.microsoft.com/office/word/2015/wordml/symex" xmlns:wpg="http://schemas.microsoft.com/office/word/2010/wordprocessingGroup" xmlns:wpi="http://schemas.microsoft.com/office/word/2010/wordprocessingInk" xmlns:wne="http://schemas.microsoft.com/office/word/2006/wordml" xmlns:wps="http://schemas.microsoft.com/office/word/2010/wordprocessingShape" mc:Ignorable="w14 w15 w16se w16cid w16 w16cex w16sdtdh w16sdtfl w16du wp14">
   <w:p>
     <w:pPr>
-      <w:pStyle w:val="Header"/>
-      <w:pBdr>
-        <w:bottom w:val="single" w:sz="12" w:space="1" w:color="0E2841"/>
-      </w:pBdr>
-      <w:rPr>
-        <w:rFonts w:ascii="Tahoma" w:eastAsia="Calibri" w:hAnsi="Tahoma" w:cs="Tahoma"/>
-        <w:sz w:val="18"/>
-        <w:szCs w:val="18"/>
-        <w:lang w:eastAsia="en-US"/>
-      </w:rPr>
-    </w:pPr>
-    <w:r>
-      <w:rPr>
-        <w:noProof/>
-      </w:rPr>
-      <w:pict w14:anchorId="2895A54B">
-        <v:shapetype id="_x0000_t202" coordsize="21600,21600" o:spt="202" path="m,l,21600r21600,l21600,xe">
-          <v:stroke joinstyle="miter"/>
-          <v:path gradientshapeok="t" o:connecttype="rect"/>
-        </v:shapetype>
-        <v:shape id="Text Box 1" o:spid="_x0000_s1034" type="#_x0000_t202" style="position:absolute;margin-left:1.3pt;margin-top:13.6pt;width:518.75pt;height:52.8pt;z-index:3;visibility:visible;mso-width-relative:margin;mso-height-relative:margin" o:gfxdata="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" filled="f" stroked="f" strokeweight=".5pt">
-          <v:textbox style="mso-next-textbox:#Text Box 1">
-            <w:txbxContent>
-              <w:p>
-                <w:pPr>
-                  <w:rPr>
-                    <w:rFonts w:cs="Arial"/>
-                    <w:sz w:val="16"/>
-                    <w:szCs w:val="16"/>
-                  </w:rPr>
-                </w:pPr>
-              </w:p>
-            </w:txbxContent>
-          </v:textbox>
-        </v:shape>
-      </w:pict>
-    </w:r>
-  </w:p>
-  <w:p>
-    <w:pPr>
       <w:pStyle w:val="Footer"/>
       <w:tabs>
         <w:tab w:val="clear" w:pos="4320"/>
@@ -1427,6 +2680,10 @@
         <w:noProof/>
       </w:rPr>
       <w:pict w14:anchorId="0FF2E83E">
+        <v:shapetype id="_x0000_t202" coordsize="21600,21600" o:spt="202" path="m,l,21600r21600,l21600,xe">
+          <v:stroke joinstyle="miter"/>
+          <v:path gradientshapeok="t" o:connecttype="rect"/>
+        </v:shapetype>
         <v:shape id="_x0000_s1029" type="#_x0000_t202" style="position:absolute;margin-left:56.35pt;margin-top:729.7pt;width:154.5pt;height:17.3pt;z-index:2;visibility:visible;mso-height-relative:margin" o:gfxdata="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" stroked="f" strokeweight=".5pt">
           <v:textbox style="mso-next-textbox:#_x0000_s1029">
             <w:txbxContent>
@@ -1515,7 +2772,7 @@
           <v:stroke joinstyle="miter"/>
           <v:path gradientshapeok="t" o:connecttype="rect"/>
         </v:shapetype>
-        <v:shape id="Text Box 3" o:spid="_x0000_s1036" type="#_x0000_t202" style="position:absolute;margin-left:126.85pt;margin-top:-22.45pt;width:338.2pt;height:48.45pt;z-index:4;visibility:visible;mso-position-horizontal-relative:page;mso-width-relative:margin;mso-height-relative:margin" o:gfxdata="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" fillcolor="window" stroked="f" strokeweight=".5pt">
+        <v:shape id="Text Box 3" o:spid="_x0000_s1036" type="#_x0000_t202" style="position:absolute;margin-left:126.85pt;margin-top:-22.45pt;width:338.2pt;height:48.45pt;z-index:3;visibility:visible;mso-position-horizontal-relative:page;mso-width-relative:margin;mso-height-relative:margin" o:gfxdata="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" fillcolor="window" stroked="f" strokeweight=".5pt">
           <v:textbox style="mso-next-textbox:#Text Box 3">
             <w:txbxContent>
               <w:p>
@@ -1572,7 +2829,7 @@
           <v:path o:extrusionok="f" gradientshapeok="t" o:connecttype="rect"/>
           <o:lock v:ext="edit" aspectratio="t"/>
         </v:shapetype>
-        <v:shape id="Imagen 9" o:spid="_x0000_s1035" type="#_x0000_t75" alt="Logo, company name&#10;&#10;Description automatically generated" style="position:absolute;margin-left:401.55pt;margin-top:-13.75pt;width:91.1pt;height:43.5pt;z-index:5;visibility:visible;mso-width-relative:margin;mso-height-relative:margin">
+        <v:shape id="Imagen 9" o:spid="_x0000_s1035" type="#_x0000_t75" alt="Logo, company name&#10;&#10;Description automatically generated" style="position:absolute;margin-left:401.55pt;margin-top:-13.75pt;width:91.1pt;height:43.5pt;z-index:4;visibility:visible;mso-width-relative:margin;mso-height-relative:margin">
           <v:imagedata r:id="rId1" o:title="image001"/>
         </v:shape>
       </w:pict>
@@ -5913,6 +7170,8 @@
     <w:lsdException w:name="heading 7" w:semiHidden="1" w:unhideWhenUsed="1" w:qFormat="1"/>
     <w:lsdException w:name="heading 8" w:semiHidden="1" w:unhideWhenUsed="1" w:qFormat="1"/>
     <w:lsdException w:name="heading 9" w:semiHidden="1" w:unhideWhenUsed="1" w:qFormat="1"/>
+    <w:lsdException w:name="header" w:uiPriority="99"/>
+    <w:lsdException w:name="footer" w:uiPriority="99" w:qFormat="1"/>
     <w:lsdException w:name="caption" w:semiHidden="1" w:unhideWhenUsed="1" w:qFormat="1"/>
     <w:lsdException w:name="List Bullet" w:uiPriority="99"/>
     <w:lsdException w:name="Title" w:qFormat="1"/>
@@ -6288,9 +7547,10 @@
   </w:style>
   <w:style w:type="paragraph" w:styleId="Header">
     <w:name w:val="header"/>
-    <w:aliases w:val=" Car,APNSHEADER2,L1 Header,encabezado,En-tête 1.1,En-tÍte 1.1,En-tÕte 1.1,En-t’te 1.1,En-títe 1.1,*Header,h,Header1,Encabezado Car Car,logomai,even,Header/Footer,header odd,Hyphen,Chapter Name,base,body,En-tête SQ,ITT i,he,bases I,h Car Car1"/>
+    <w:aliases w:val=" Car,APNSHEADER2,L1 Header,encabezado,En-tête 1.1,En-tÍte 1.1,En-tÕte 1.1,En-t’te 1.1,En-títe 1.1,*Header,h,Header1,Encabezado Car Car,logomai,even,Header/Footer,header odd,Hyphen,Chapter Name,base,body,En-tête SQ,ITT i,he,bases I,h Car Car1,h Ca"/>
     <w:basedOn w:val="Normal"/>
     <w:link w:val="HeaderChar"/>
+    <w:uiPriority w:val="99"/>
     <w:pPr>
       <w:tabs>
         <w:tab w:val="center" w:pos="4419"/>
@@ -6300,7 +7560,11 @@
   </w:style>
   <w:style w:type="paragraph" w:styleId="Footer">
     <w:name w:val="footer"/>
+    <w:aliases w:val="Footer Text Stk"/>
     <w:basedOn w:val="Normal"/>
+    <w:link w:val="FooterChar"/>
+    <w:uiPriority w:val="99"/>
+    <w:qFormat/>
     <w:pPr>
       <w:tabs>
         <w:tab w:val="center" w:pos="4320"/>
@@ -6402,6 +7666,7 @@
     <w:name w:val="Header Char"/>
     <w:aliases w:val=" Car Char,APNSHEADER2 Char,L1 Header Char,encabezado Char,En-tête 1.1 Char,En-tÍte 1.1 Char,En-tÕte 1.1 Char,En-t’te 1.1 Char,En-títe 1.1 Char,*Header Char,h Char,Header1 Char,Encabezado Car Car Char,logomai Char,even Char,Header/Footer Char"/>
     <w:link w:val="Header"/>
+    <w:qFormat/>
     <w:rsid w:val="007F334B"/>
     <w:rPr>
       <w:sz w:val="24"/>
@@ -6502,6 +7767,14 @@
       <w:rFonts w:ascii="Arial" w:hAnsi="Arial"/>
       <w:szCs w:val="24"/>
     </w:rPr>
+  </w:style>
+  <w:style w:type="character" w:customStyle="1" w:styleId="FooterChar">
+    <w:name w:val="Footer Char"/>
+    <w:aliases w:val="Footer Text Stk Char"/>
+    <w:basedOn w:val="DefaultParagraphFont"/>
+    <w:link w:val="Footer"/>
+    <w:uiPriority w:val="99"/>
+    <w:rsid w:val="00C952BC"/>
   </w:style>
 </w:styles>
 </file>
@@ -6768,15 +8041,21 @@
 </file>
 
 <file path=customXml/item1.xml><?xml version="1.0" encoding="utf-8"?>
-<?mso-contentType ?>
-<FormTemplates xmlns="http://schemas.microsoft.com/sharepoint/v3/contenttype/forms">
-  <Display>DocumentLibraryForm</Display>
-  <Edit>DocumentLibraryForm</Edit>
-  <New>DocumentLibraryForm</New>
-</FormTemplates>
+<b:Sources xmlns:b="http://schemas.openxmlformats.org/officeDocument/2006/bibliography" xmlns="http://schemas.openxmlformats.org/officeDocument/2006/bibliography" SelectedStyle="\APASixthEditionOfficeOnline.xsl" StyleName="APA" Version="6"/>
 </file>
 
 <file path=customXml/item2.xml><?xml version="1.0" encoding="utf-8"?>
+<p:properties xmlns:p="http://schemas.microsoft.com/office/2006/metadata/properties" xmlns:xsi="http://www.w3.org/2001/XMLSchema-instance" xmlns:pc="http://schemas.microsoft.com/office/infopath/2007/PartnerControls">
+  <documentManagement>
+    <lcf76f155ced4ddcb4097134ff3c332f xmlns="458c8650-8b2e-4de5-be2b-3b5e20f9203e">
+      <Terms xmlns="http://schemas.microsoft.com/office/infopath/2007/PartnerControls"/>
+    </lcf76f155ced4ddcb4097134ff3c332f>
+    <TaxCatchAll xmlns="0ec1683b-1f09-407c-8792-a5a8bc579d9d"/>
+  </documentManagement>
+</p:properties>
+</file>
+
+<file path=customXml/item3.xml><?xml version="1.0" encoding="utf-8"?>
 <ct:contentTypeSchema xmlns:ct="http://schemas.microsoft.com/office/2006/metadata/contentType" xmlns:ma="http://schemas.microsoft.com/office/2006/metadata/properties/metaAttributes" ct:_="" ma:_="" ma:contentTypeName="Document" ma:contentTypeID="0x010100AA01E1029091DE488084A5A2D9C24E74" ma:contentTypeVersion="10" ma:contentTypeDescription="Create a new document." ma:contentTypeScope="" ma:versionID="fa224b1e2ea5aaa53b64c3b4b1d435b1">
   <xsd:schema xmlns:xsd="http://www.w3.org/2001/XMLSchema" xmlns:xs="http://www.w3.org/2001/XMLSchema" xmlns:p="http://schemas.microsoft.com/office/2006/metadata/properties" xmlns:ns2="458c8650-8b2e-4de5-be2b-3b5e20f9203e" xmlns:ns3="0ec1683b-1f09-407c-8792-a5a8bc579d9d" targetNamespace="http://schemas.microsoft.com/office/2006/metadata/properties" ma:root="true" ma:fieldsID="3f0568638764530331fbee8047bb9098" ns2:_="" ns3:_="">
     <xsd:import namespace="458c8650-8b2e-4de5-be2b-3b5e20f9203e"/>
@@ -6965,30 +8244,35 @@
 </ct:contentTypeSchema>
 </file>
 
-<file path=customXml/item3.xml><?xml version="1.0" encoding="utf-8"?>
-<p:properties xmlns:p="http://schemas.microsoft.com/office/2006/metadata/properties" xmlns:xsi="http://www.w3.org/2001/XMLSchema-instance" xmlns:pc="http://schemas.microsoft.com/office/infopath/2007/PartnerControls">
-  <documentManagement>
-    <lcf76f155ced4ddcb4097134ff3c332f xmlns="458c8650-8b2e-4de5-be2b-3b5e20f9203e">
-      <Terms xmlns="http://schemas.microsoft.com/office/infopath/2007/PartnerControls"/>
-    </lcf76f155ced4ddcb4097134ff3c332f>
-    <TaxCatchAll xmlns="0ec1683b-1f09-407c-8792-a5a8bc579d9d"/>
-  </documentManagement>
-</p:properties>
-</file>
-
 <file path=customXml/item4.xml><?xml version="1.0" encoding="utf-8"?>
-<b:Sources xmlns:b="http://schemas.openxmlformats.org/officeDocument/2006/bibliography" xmlns="http://schemas.openxmlformats.org/officeDocument/2006/bibliography" SelectedStyle="\APASixthEditionOfficeOnline.xsl" StyleName="APA" Version="6"/>
+<?mso-contentType ?>
+<FormTemplates xmlns="http://schemas.microsoft.com/sharepoint/v3/contenttype/forms">
+  <Display>DocumentLibraryForm</Display>
+  <Edit>DocumentLibraryForm</Edit>
+  <New>DocumentLibraryForm</New>
+</FormTemplates>
 </file>
 
 <file path=customXml/itemProps1.xml><?xml version="1.0" encoding="utf-8"?>
-<ds:datastoreItem xmlns:ds="http://schemas.openxmlformats.org/officeDocument/2006/customXml" ds:itemID="{51241304-2C43-44E6-B26F-77C42016271C}">
+<ds:datastoreItem xmlns:ds="http://schemas.openxmlformats.org/officeDocument/2006/customXml" ds:itemID="{4BB9A27A-6211-48E6-B3D1-1ED5E2EAD372}">
   <ds:schemaRefs>
-    <ds:schemaRef ds:uri="http://schemas.microsoft.com/sharepoint/v3/contenttype/forms"/>
+    <ds:schemaRef ds:uri="http://schemas.openxmlformats.org/officeDocument/2006/bibliography"/>
   </ds:schemaRefs>
 </ds:datastoreItem>
 </file>
 
 <file path=customXml/itemProps2.xml><?xml version="1.0" encoding="utf-8"?>
+<ds:datastoreItem xmlns:ds="http://schemas.openxmlformats.org/officeDocument/2006/customXml" ds:itemID="{D3A3C24A-BB39-4937-B831-24AA124EAA87}">
+  <ds:schemaRefs>
+    <ds:schemaRef ds:uri="http://schemas.microsoft.com/office/2006/metadata/properties"/>
+    <ds:schemaRef ds:uri="http://schemas.microsoft.com/office/infopath/2007/PartnerControls"/>
+    <ds:schemaRef ds:uri="458c8650-8b2e-4de5-be2b-3b5e20f9203e"/>
+    <ds:schemaRef ds:uri="0ec1683b-1f09-407c-8792-a5a8bc579d9d"/>
+  </ds:schemaRefs>
+</ds:datastoreItem>
+</file>
+
+<file path=customXml/itemProps3.xml><?xml version="1.0" encoding="utf-8"?>
 <ds:datastoreItem xmlns:ds="http://schemas.openxmlformats.org/officeDocument/2006/customXml" ds:itemID="{6EE546D2-1DFA-4BBD-AF1C-4C842A1F8073}">
   <ds:schemaRefs>
     <ds:schemaRef ds:uri="http://schemas.microsoft.com/office/2006/metadata/contentType"/>
@@ -7007,21 +8291,10 @@
 </ds:datastoreItem>
 </file>
 
-<file path=customXml/itemProps3.xml><?xml version="1.0" encoding="utf-8"?>
-<ds:datastoreItem xmlns:ds="http://schemas.openxmlformats.org/officeDocument/2006/customXml" ds:itemID="{D3A3C24A-BB39-4937-B831-24AA124EAA87}">
+<file path=customXml/itemProps4.xml><?xml version="1.0" encoding="utf-8"?>
+<ds:datastoreItem xmlns:ds="http://schemas.openxmlformats.org/officeDocument/2006/customXml" ds:itemID="{51241304-2C43-44E6-B26F-77C42016271C}">
   <ds:schemaRefs>
-    <ds:schemaRef ds:uri="http://schemas.microsoft.com/office/2006/metadata/properties"/>
-    <ds:schemaRef ds:uri="http://schemas.microsoft.com/office/infopath/2007/PartnerControls"/>
-    <ds:schemaRef ds:uri="458c8650-8b2e-4de5-be2b-3b5e20f9203e"/>
-    <ds:schemaRef ds:uri="0ec1683b-1f09-407c-8792-a5a8bc579d9d"/>
-  </ds:schemaRefs>
-</ds:datastoreItem>
-</file>
-
-<file path=customXml/itemProps4.xml><?xml version="1.0" encoding="utf-8"?>
-<ds:datastoreItem xmlns:ds="http://schemas.openxmlformats.org/officeDocument/2006/customXml" ds:itemID="{4BB9A27A-6211-48E6-B3D1-1ED5E2EAD372}">
-  <ds:schemaRefs>
-    <ds:schemaRef ds:uri="http://schemas.openxmlformats.org/officeDocument/2006/bibliography"/>
+    <ds:schemaRef ds:uri="http://schemas.microsoft.com/sharepoint/v3/contenttype/forms"/>
   </ds:schemaRefs>
 </ds:datastoreItem>
 </file>